--- a/SEASUG_42-2026_Grasby_Berleant_Gingras.docx
+++ b/SEASUG_42-2026_Grasby_Berleant_Gingras.docx
@@ -256,7 +256,13 @@
         <w:t xml:space="preserve"> every aspect of modern society. Commonly recognized as the “world’s largest machine”</w:t>
       </w:r>
       <w:r>
-        <w:t xml:space="preserve"> [1], the North American Bulk Electric System (BES) is one of the most important systems to the lives of virtually every resident of the United States, Canada, and a portion of Mexico. Organized energy markets, which use the BES to transmit electricity, are constructs that allow </w:t>
+        <w:t xml:space="preserve"> [1], the North American Bulk Electric System (BES) is one of the most important systems to the lives of virtually every resident of the United States, Canada, and a portion of Mexico. Organized </w:t>
+      </w:r>
+      <w:r>
+        <w:t>electric</w:t>
+      </w:r>
+      <w:r>
+        <w:t xml:space="preserve"> markets, which use the BES to transmit electricity, are constructs that allow </w:t>
       </w:r>
       <w:r>
         <w:t>a region</w:t>
@@ -426,7 +432,13 @@
         <w:t>market monitors to spend more time on domain-specific analysis and less time on developing and debugging code</w:t>
       </w:r>
       <w:r>
-        <w:t>. Rather than requiring them to maintain a technical programming skillset, we present a foundation for a domain-specific language (DSL) that allows market monitors to express their analytics in notations better suited to energy data. The language then translates these notations into valid SAS code which can process the energy market data on behalf of the analyst.</w:t>
+        <w:t xml:space="preserve">. </w:t>
+      </w:r>
+      <w:r>
+        <w:t>To these ends</w:t>
+      </w:r>
+      <w:r>
+        <w:t>, we present a foundation for a domain-specific language (DSL) that allows market monitors to express their analytics in notations better suited to energy data. The language then translates these notations into valid SAS code which can process the energy market data on behalf of the analyst.</w:t>
       </w:r>
     </w:p>
     <w:p>
@@ -472,7 +484,19 @@
         <w:t xml:space="preserve">The BES itself is one of the largest, most operationally complex machines. In the organized electricity markets, a Regional Transmission Organization (RTO) or Independent System Operator (ISO) not only manages the physical grid, ensuring the reliable utilization of the thousands of resources, transformers, transmission lines, and other grid components, but also performs long term transmission planning, studies the addition and retirement of generating resources, commits and dispatches generating resources to minimize the cost of electricity, and settles all wholesale market transactions. </w:t>
       </w:r>
       <w:r>
-        <w:t>A natural result of the diverse roles the RTOs and ISOs play across different time horizons lends to a complex data infrastructure that is often fragmented. To effectively and holistically analyze the wholesale electric market, market monitors must routinely interact with data from many of the functional areas of their market.</w:t>
+        <w:t xml:space="preserve">A natural result of the diverse roles the RTOs and ISOs play across different time horizons </w:t>
+      </w:r>
+      <w:r>
+        <w:t xml:space="preserve">is a </w:t>
+      </w:r>
+      <w:r>
+        <w:t xml:space="preserve">complex data infrastructure that is often fragmented. To effectively and holistically analyze the wholesale electric market, market monitors must routinely interact </w:t>
+      </w:r>
+      <w:r>
+        <w:t>and combine data from these data sets, often across different databases and without clear primary keys and documented schemas</w:t>
+      </w:r>
+      <w:r>
+        <w:t>.</w:t>
       </w:r>
     </w:p>
     <w:p>
@@ -570,13 +594,16 @@
         <w:t>tend</w:t>
       </w:r>
       <w:r>
-        <w:t xml:space="preserve"> to leave the institution when the knowledge holder leaves. This also represents risk to a market monitoring authority’s ability to serve its mandate when knowledge is not formalized.</w:t>
-      </w:r>
-    </w:p>
-    <w:p>
-      <w:r>
-        <w:t xml:space="preserve"> </w:t>
-      </w:r>
+        <w:t xml:space="preserve"> to leave the institution when the knowledge holder leaves. This also represents risk to a market monitoring authority’s ability to serve its </w:t>
+      </w:r>
+      <w:r>
+        <w:t>mandate</w:t>
+      </w:r>
+      <w:r>
+        <w:t>.</w:t>
+      </w:r>
+    </w:p>
+    <w:p>
       <w:r>
         <w:t>A DSL can leverage</w:t>
       </w:r>
@@ -3092,6 +3119,9 @@
         <w:instrText xml:space="preserve"> REF _Ref236815979 \h </w:instrText>
       </w:r>
       <w:r>
+        <w:instrText xml:space="preserve"> \* MERGEFORMAT </w:instrText>
+      </w:r>
+      <w:r>
         <w:fldChar w:fldCharType="separate"/>
       </w:r>
       <w:r>
@@ -3104,7 +3134,13 @@
         <w:t xml:space="preserve"> </w:t>
       </w:r>
       <w:r>
-        <w:t>displays the derived requirements.</w:t>
+        <w:t>presents</w:t>
+      </w:r>
+      <w:r>
+        <w:t xml:space="preserve"> the derived requirements</w:t>
+      </w:r>
+      <w:r>
+        <w:t xml:space="preserve">, along with the passing criteria, that is, the criteria that the system should meet to ultimately satisfy the requirements. </w:t>
       </w:r>
     </w:p>
     <w:tbl>
@@ -3536,19 +3572,8 @@
       <w:r>
         <w:t xml:space="preserve"> are intended to display that the </w:t>
       </w:r>
-      <w:proofErr w:type="gramStart"/>
-      <w:r>
-        <w:t>derived requirements</w:t>
-      </w:r>
-      <w:proofErr w:type="gramEnd"/>
-      <w:r>
-        <w:t xml:space="preserve"> are met by the </w:t>
-      </w:r>
-      <w:r>
-        <w:t>proof-of-concept</w:t>
-      </w:r>
-      <w:r>
-        <w:t>:</w:t>
+      <w:r>
+        <w:t>proof-of-concept can support the listed requirements.</w:t>
       </w:r>
     </w:p>
     <w:p>
@@ -3560,7 +3585,10 @@
         </w:numPr>
       </w:pPr>
       <w:r>
-        <w:t>Data loading and exporting</w:t>
+        <w:t xml:space="preserve">Data </w:t>
+      </w:r>
+      <w:r>
+        <w:t>loading</w:t>
       </w:r>
     </w:p>
     <w:p>
@@ -4110,10 +4138,7 @@
         <w:fldChar w:fldCharType="begin"/>
       </w:r>
       <w:r>
-        <w:instrText xml:space="preserve"> REF _Ref239854979 \h </w:instrText>
-      </w:r>
-      <w:r>
-        <w:instrText xml:space="preserve"> \* MERGEFORMAT </w:instrText>
+        <w:instrText xml:space="preserve"> REF _Ref239854979 \h  \* MERGEFORMAT </w:instrText>
       </w:r>
       <w:r>
         <w:fldChar w:fldCharType="separate"/>
@@ -4373,6 +4398,7 @@
         <w:rPr>
           <w:i w:val="0"/>
           <w:iCs w:val="0"/>
+          <w:noProof/>
           <w:color w:val="auto"/>
         </w:rPr>
         <w:t>3</w:t>
@@ -4934,7 +4960,7 @@
         <w:fldChar w:fldCharType="begin"/>
       </w:r>
       <w:r>
-        <w:instrText xml:space="preserve"> REF _Ref239855578 \h </w:instrText>
+        <w:instrText xml:space="preserve"> REF _Ref240035194 \h </w:instrText>
       </w:r>
       <w:r>
         <w:instrText xml:space="preserve"> \* MERGEFORMAT </w:instrText>
@@ -4948,6 +4974,7 @@
       <w:r>
         <w:fldChar w:fldCharType="end"/>
       </w:r>
+      <w:fldSimple w:instr=" REF _Ref239855578 \h  \* MERGEFORMAT "/>
       <w:r>
         <w:t xml:space="preserve"> and </w:t>
       </w:r>
@@ -4955,16 +4982,16 @@
         <w:fldChar w:fldCharType="begin"/>
       </w:r>
       <w:r>
-        <w:instrText xml:space="preserve"> REF _Ref239855583 \h </w:instrText>
-      </w:r>
-      <w:r>
-        <w:instrText xml:space="preserve"> \* MERGEFORMAT </w:instrText>
+        <w:instrText xml:space="preserve"> REF _Ref239855583 \h  \* MERGEFORMAT </w:instrText>
       </w:r>
       <w:r>
         <w:fldChar w:fldCharType="separate"/>
       </w:r>
       <w:r>
-        <w:t>Figure 10</w:t>
+        <w:t xml:space="preserve">Figure </w:t>
+      </w:r>
+      <w:r>
+        <w:t>10</w:t>
       </w:r>
       <w:r>
         <w:fldChar w:fldCharType="end"/>
@@ -5620,13 +5647,21 @@
     </w:p>
     <w:p>
       <w:r>
-        <w:t xml:space="preserve">This paper presents a </w:t>
+        <w:t xml:space="preserve">This paper presents </w:t>
+      </w:r>
+      <w:proofErr w:type="gramStart"/>
+      <w:r>
+        <w:t xml:space="preserve">a </w:t>
       </w:r>
       <w:r>
         <w:t>basic</w:t>
       </w:r>
       <w:r>
-        <w:t xml:space="preserve"> foundation for translating a custom domain-specific language into valid SAS code. SAS is a powerful transpiler target for the “Monitor Language”, due to its built-in data management and reporting ecosystem. Currently, “</w:t>
+        <w:t xml:space="preserve"> foundation</w:t>
+      </w:r>
+      <w:proofErr w:type="gramEnd"/>
+      <w:r>
+        <w:t xml:space="preserve"> for translating a custom domain-specific language into valid SAS code. SAS is a powerful transpiler target for the “Monitor Language”, due to its built-in data management and reporting ecosystem. Currently, “</w:t>
       </w:r>
       <w:proofErr w:type="spellStart"/>
       <w:r>
@@ -6447,7 +6482,10 @@
           <w:b/>
           <w:bCs/>
         </w:rPr>
-        <w:t>Eric Grasby; Daniel Berleant, PhD</w:t>
+        <w:t>Eric Grasby; Daniel Berleant</w:t>
+      </w:r>
+      <w:r>
+        <w:t xml:space="preserve"> </w:t>
       </w:r>
       <w:r>
         <w:br/>
@@ -6471,8 +6509,24 @@
       </w:r>
       <w:proofErr w:type="spellEnd"/>
       <w:r>
-        <w:t>}@ualr.edu</w:t>
-      </w:r>
+        <w:t>}</w:t>
+      </w:r>
+      <w:r>
+        <w:t xml:space="preserve"> (at) </w:t>
+      </w:r>
+      <w:proofErr w:type="spellStart"/>
+      <w:r>
+        <w:t>ualr</w:t>
+      </w:r>
+      <w:proofErr w:type="spellEnd"/>
+      <w:r>
+        <w:t xml:space="preserve"> (dot) </w:t>
+      </w:r>
+      <w:proofErr w:type="spellStart"/>
+      <w:r>
+        <w:t>edu</w:t>
+      </w:r>
+      <w:proofErr w:type="spellEnd"/>
     </w:p>
     <w:p>
       <w:pPr>
@@ -6491,19 +6545,31 @@
           <w:b/>
           <w:bCs/>
         </w:rPr>
-        <w:t>Maria CB Gingras, PhD</w:t>
+        <w:t>Maria CB Gingras</w:t>
       </w:r>
       <w:r>
         <w:br/>
       </w:r>
-      <w:hyperlink r:id="rId31" w:history="1">
-        <w:r>
-          <w:rPr>
-            <w:rStyle w:val="Hyperlink"/>
-          </w:rPr>
-          <w:t>https://www.linkedin.com/in/mariacbrun/</w:t>
-        </w:r>
-      </w:hyperlink>
+      <w:r>
+        <w:t>maria</w:t>
+      </w:r>
+      <w:r>
+        <w:t xml:space="preserve"> </w:t>
+      </w:r>
+      <w:r>
+        <w:t xml:space="preserve">(at) </w:t>
+      </w:r>
+      <w:proofErr w:type="spellStart"/>
+      <w:r>
+        <w:t>ochotonaanalytics</w:t>
+      </w:r>
+      <w:proofErr w:type="spellEnd"/>
+      <w:r>
+        <w:t xml:space="preserve"> (dot) </w:t>
+      </w:r>
+      <w:r>
+        <w:t>com</w:t>
+      </w:r>
     </w:p>
     <w:p>
       <w:pPr>
@@ -6518,7 +6584,7 @@
       <w:bookmarkEnd w:id="24"/>
       <w:bookmarkEnd w:id="25"/>
       <w:r>
-        <w:t>Appendix</w:t>
+        <w:t>APPENDIX</w:t>
       </w:r>
     </w:p>
     <w:p>
@@ -6527,20 +6593,34 @@
       </w:r>
       <w:r>
         <w:t xml:space="preserve"> </w:t>
+      </w:r>
+      <w:hyperlink r:id="rId31" w:history="1">
+        <w:r>
+          <w:rPr>
+            <w:rStyle w:val="Hyperlink"/>
+          </w:rPr>
+          <w:t>https://github.com/echarlesgrasby/seasug-2026-paper/tree/master/transpiler</w:t>
+        </w:r>
+      </w:hyperlink>
+      <w:r>
+        <w:t xml:space="preserve"> </w:t>
+      </w:r>
+      <w:r>
+        <w:t>for any source code referenced in this paper.</w:t>
+      </w:r>
+      <w:r>
+        <w:t xml:space="preserve"> Other material can be found </w:t>
       </w:r>
       <w:hyperlink r:id="rId32" w:history="1">
         <w:r>
           <w:rPr>
             <w:rStyle w:val="Hyperlink"/>
           </w:rPr>
-          <w:t>https://github.com/echarlesgrasby/seasug-2026-paper/tree/master/appendix</w:t>
+          <w:t>here</w:t>
         </w:r>
       </w:hyperlink>
       <w:r>
-        <w:t xml:space="preserve"> </w:t>
-      </w:r>
-      <w:r>
-        <w:t>for any source code referenced in this paper.</w:t>
+        <w:t>.</w:t>
       </w:r>
     </w:p>
     <w:p>
@@ -6611,10 +6691,10 @@
             <v:path o:extrusionok="f" gradientshapeok="t" o:connecttype="rect"/>
             <o:lock v:ext="edit" aspectratio="t"/>
           </v:shapetype>
-          <v:shape id="_x0000_i1025" type="#_x0000_t75" style="width:448.35pt;height:586.3pt" o:ole="">
+          <v:shape id="_x0000_i1028" type="#_x0000_t75" style="width:446.4pt;height:582.9pt" o:ole="">
             <v:imagedata r:id="rId33" o:title=""/>
           </v:shape>
-          <o:OLEObject Type="Embed" ProgID="Word.OpenDocumentText.12" ShapeID="_x0000_i1025" DrawAspect="Content" ObjectID="_1850468911" r:id="rId34"/>
+          <o:OLEObject Type="Embed" ProgID="Word.OpenDocumentText.12" ShapeID="_x0000_i1028" DrawAspect="Content" ObjectID="_1850649236" r:id="rId34"/>
         </w:object>
       </w:r>
     </w:p>
@@ -6622,11 +6702,11 @@
     <w:bookmarkEnd w:id="27"/>
     <w:p>
       <w:r>
-        <w:object w:dxaOrig="9360" w:dyaOrig="9318" w14:anchorId="2F16B835">
-          <v:shape id="_x0000_i1026" type="#_x0000_t75" style="width:468pt;height:466.6pt" o:ole="">
+        <w:object w:dxaOrig="9360" w:dyaOrig="9074" w14:anchorId="2F16B835">
+          <v:shape id="_x0000_i1031" type="#_x0000_t75" style="width:468.3pt;height:456.2pt" o:ole="">
             <v:imagedata r:id="rId35" o:title=""/>
           </v:shape>
-          <o:OLEObject Type="Embed" ProgID="Word.OpenDocumentText.12" ShapeID="_x0000_i1026" DrawAspect="Content" ObjectID="_1850468912" r:id="rId36"/>
+          <o:OLEObject Type="Embed" ProgID="Word.OpenDocumentText.12" ShapeID="_x0000_i1031" DrawAspect="Content" ObjectID="_1850649237" r:id="rId36"/>
         </w:object>
       </w:r>
     </w:p>
@@ -6675,13 +6755,12 @@
       <w:r>
         <w:rPr>
           <w:noProof/>
-          <w:lang w:val="en-US"/>
         </w:rPr>
         <w:drawing>
-          <wp:inline distT="0" distB="0" distL="0" distR="0" wp14:anchorId="403B2EFE" wp14:editId="07C1076C">
-            <wp:extent cx="4276725" cy="3196121"/>
-            <wp:effectExtent l="19050" t="19050" r="9525" b="23495"/>
-            <wp:docPr id="1031051658" name="Picture 6"/>
+          <wp:inline distT="0" distB="0" distL="0" distR="0" wp14:anchorId="3F19C24F" wp14:editId="2F16B3BD">
+            <wp:extent cx="4292600" cy="3213711"/>
+            <wp:effectExtent l="19050" t="19050" r="12700" b="25400"/>
+            <wp:docPr id="51593001" name="Picture 2"/>
             <wp:cNvGraphicFramePr>
               <a:graphicFrameLocks xmlns:a="http://schemas.openxmlformats.org/drawingml/2006/main" noChangeAspect="1"/>
             </wp:cNvGraphicFramePr>
@@ -6689,13 +6768,13 @@
               <a:graphicData uri="http://schemas.openxmlformats.org/drawingml/2006/picture">
                 <pic:pic xmlns:pic="http://schemas.openxmlformats.org/drawingml/2006/picture">
                   <pic:nvPicPr>
-                    <pic:cNvPr id="0" name="Picture 51"/>
+                    <pic:cNvPr id="0" name="Picture 9"/>
                     <pic:cNvPicPr>
                       <a:picLocks noChangeAspect="1" noChangeArrowheads="1"/>
                     </pic:cNvPicPr>
                   </pic:nvPicPr>
                   <pic:blipFill>
-                    <a:blip r:embed="rId37" cstate="print">
+                    <a:blip r:embed="rId37">
                       <a:extLst>
                         <a:ext uri="{28A0092B-C50C-407E-A947-70E740481C1C}">
                           <a14:useLocalDpi xmlns:a14="http://schemas.microsoft.com/office/drawing/2010/main" val="0"/>
@@ -6710,7 +6789,7 @@
                   <pic:spPr bwMode="auto">
                     <a:xfrm>
                       <a:off x="0" y="0"/>
-                      <a:ext cx="4299016" cy="3212780"/>
+                      <a:ext cx="4301945" cy="3220707"/>
                     </a:xfrm>
                     <a:prstGeom prst="rect">
                       <a:avLst/>
@@ -6739,7 +6818,7 @@
           <w:color w:val="auto"/>
         </w:rPr>
       </w:pPr>
-      <w:bookmarkStart w:id="28" w:name="_Ref239855578"/>
+      <w:bookmarkStart w:id="28" w:name="_Ref240035194"/>
       <w:r>
         <w:rPr>
           <w:i w:val="0"/>
@@ -6797,11 +6876,6 @@
         </w:rPr>
         <w:t>. Utility-level HHI as a function of nameplate capacity</w:t>
       </w:r>
-    </w:p>
-    <w:p>
-      <w:pPr>
-        <w:jc w:val="center"/>
-      </w:pPr>
     </w:p>
     <w:p>
       <w:pPr>
@@ -6912,6 +6986,7 @@
         <w:rPr>
           <w:i w:val="0"/>
           <w:iCs w:val="0"/>
+          <w:noProof/>
           <w:color w:val="auto"/>
         </w:rPr>
         <w:t>10</w:t>
@@ -7161,24 +7236,46 @@
       <w:pPr>
         <w:pStyle w:val="FootnoteText"/>
         <w:rPr>
-          <w:lang w:val="en-US"/>
-        </w:rPr>
-      </w:pPr>
-      <w:r>
-        <w:rPr>
-          <w:rStyle w:val="FootnoteReference"/>
-        </w:rPr>
-        <w:footnoteRef/>
-      </w:r>
-      <w:r>
-        <w:t xml:space="preserve"> CFR </w:t>
-      </w:r>
-      <w:r>
-        <w:rPr>
           <w:sz w:val="18"/>
           <w:szCs w:val="18"/>
         </w:rPr>
-        <w:t>18 35.41.</w:t>
+      </w:pPr>
+      <w:r>
+        <w:rPr>
+          <w:rStyle w:val="FootnoteReference"/>
+        </w:rPr>
+        <w:footnoteRef/>
+      </w:r>
+      <w:r>
+        <w:t xml:space="preserve"> </w:t>
+      </w:r>
+      <w:r>
+        <w:rPr>
+          <w:sz w:val="18"/>
+          <w:szCs w:val="18"/>
+        </w:rPr>
+        <w:t>CFR</w:t>
+      </w:r>
+      <w:r>
+        <w:rPr>
+          <w:sz w:val="18"/>
+          <w:szCs w:val="18"/>
+        </w:rPr>
+        <w:t xml:space="preserve"> </w:t>
+      </w:r>
+      <w:r>
+        <w:rPr>
+          <w:sz w:val="18"/>
+          <w:szCs w:val="18"/>
+        </w:rPr>
+        <w:t>18 35.41</w:t>
+      </w:r>
+      <w:r>
+        <w:rPr>
+          <w:sz w:val="18"/>
+          <w:szCs w:val="18"/>
+        </w:rPr>
+        <w:t xml:space="preserve"> </w:t>
       </w:r>
       <w:r>
         <w:rPr>
@@ -10754,6 +10851,7 @@
   <w:style w:type="character" w:default="1" w:styleId="DefaultParagraphFont">
     <w:name w:val="Default Paragraph Font"/>
     <w:uiPriority w:val="1"/>
+    <w:semiHidden/>
     <w:unhideWhenUsed/>
   </w:style>
   <w:style w:type="table" w:default="1" w:styleId="TableNormal">

--- a/SEASUG_42-2026_Grasby_Berleant_Gingras.docx
+++ b/SEASUG_42-2026_Grasby_Berleant_Gingras.docx
@@ -137,15 +137,16 @@
           <w:sz w:val="22"/>
           <w:szCs w:val="22"/>
         </w:rPr>
-        <w:t>Eric Grasby; Daniel Berleant</w:t>
+        <w:t>Eric Grasby</w:t>
       </w:r>
       <w:r>
         <w:rPr>
           <w:color w:val="000000"/>
           <w:sz w:val="22"/>
           <w:szCs w:val="22"/>
-        </w:rPr>
-        <w:t>;</w:t>
+          <w:vertAlign w:val="superscript"/>
+        </w:rPr>
+        <w:t>1,2</w:t>
       </w:r>
       <w:r>
         <w:rPr>
@@ -153,11 +154,88 @@
           <w:sz w:val="22"/>
           <w:szCs w:val="22"/>
         </w:rPr>
+        <w:t>; Daniel Berleant</w:t>
+      </w:r>
+      <w:r>
+        <w:rPr>
+          <w:color w:val="000000"/>
+          <w:sz w:val="22"/>
+          <w:szCs w:val="22"/>
+          <w:vertAlign w:val="superscript"/>
+        </w:rPr>
+        <w:t>1</w:t>
+      </w:r>
+      <w:r>
+        <w:rPr>
+          <w:color w:val="000000"/>
+          <w:sz w:val="22"/>
+          <w:szCs w:val="22"/>
+        </w:rPr>
+        <w:t>;</w:t>
+      </w:r>
+      <w:r>
+        <w:rPr>
+          <w:color w:val="000000"/>
+          <w:sz w:val="22"/>
+          <w:szCs w:val="22"/>
+        </w:rPr>
         <w:t xml:space="preserve"> Maria CB Gingras</w:t>
       </w:r>
     </w:p>
     <w:p>
       <w:pPr>
+        <w:pBdr>
+          <w:top w:val="nil"/>
+          <w:left w:val="nil"/>
+          <w:bottom w:val="nil"/>
+          <w:right w:val="nil"/>
+          <w:between w:val="nil"/>
+        </w:pBdr>
+        <w:spacing w:before="20"/>
+        <w:jc w:val="center"/>
+        <w:rPr>
+          <w:color w:val="000000"/>
+          <w:sz w:val="22"/>
+          <w:szCs w:val="22"/>
+        </w:rPr>
+      </w:pPr>
+      <w:r>
+        <w:rPr>
+          <w:color w:val="000000"/>
+          <w:sz w:val="22"/>
+          <w:szCs w:val="22"/>
+          <w:vertAlign w:val="superscript"/>
+        </w:rPr>
+        <w:t>1</w:t>
+      </w:r>
+      <w:r>
+        <w:rPr>
+          <w:color w:val="000000"/>
+          <w:sz w:val="22"/>
+          <w:szCs w:val="22"/>
+        </w:rPr>
+        <w:t xml:space="preserve">UA Little Rock; </w:t>
+      </w:r>
+      <w:r>
+        <w:rPr>
+          <w:color w:val="000000"/>
+          <w:sz w:val="22"/>
+          <w:szCs w:val="22"/>
+          <w:vertAlign w:val="superscript"/>
+        </w:rPr>
+        <w:t>2</w:t>
+      </w:r>
+      <w:r>
+        <w:rPr>
+          <w:color w:val="000000"/>
+          <w:sz w:val="22"/>
+          <w:szCs w:val="22"/>
+        </w:rPr>
+        <w:t>Southwest Power Pool (SPP)</w:t>
+      </w:r>
+    </w:p>
+    <w:p>
+      <w:pPr>
         <w:pStyle w:val="Heading1"/>
       </w:pPr>
       <w:r>
@@ -171,15 +249,13 @@
         </w:rPr>
       </w:pPr>
       <w:r>
-        <w:t xml:space="preserve">This paper presents a proof-of-concept design of </w:t>
-      </w:r>
-      <w:proofErr w:type="gramStart"/>
-      <w:r>
-        <w:t>a domain</w:t>
-      </w:r>
-      <w:proofErr w:type="gramEnd"/>
-      <w:r>
-        <w:t>-specific language (DSL) for use in wholesale electric market monitoring and applies the DSL to an industry use case. Wholesale electric markets competitively dispatch power plants, while respecting the constraints of the electric grid, to minimize the cost of electricity production. Market monitors are charged with analyzing data from these markets to screen for prohibited behavior among market participants to protect consumers from unduly high prices and to maintain the reliability of the electric grid. </w:t>
+        <w:t xml:space="preserve">This paper presents a proof-of-concept design of a domain-specific language (DSL) for use in wholesale electric market monitoring and applies the DSL to an industry use case. Wholesale electric markets competitively dispatch power plants, while respecting the constraints of the electric grid, to minimize the cost of electricity </w:t>
+      </w:r>
+      <w:r>
+        <w:t>produced</w:t>
+      </w:r>
+      <w:r>
+        <w:t>. Market monitors are charged with analyzing data from these markets to screen for prohibited behavior among market participants to protect consumers from unduly high prices and to maintain the reliability of the electric grid. </w:t>
       </w:r>
     </w:p>
     <w:p>
@@ -189,7 +265,13 @@
         </w:rPr>
       </w:pPr>
       <w:r>
-        <w:t>To fulfill their duties, market monitors must extract, transform, and analyze data from multiple sources, often without sophisticated programming skills. Additionally, electric market data is complex and often fragmented, leading to issues that transcend simple programming problems. Together, these issues create a barrier for market monitors to efficiently and accurately complete their duties. This paper presents one viable solution to both problems: a DSL that allows a market monitor to declare the metrics that they wish to analyze and a transpiler that translates their input into valid code. This DSL leverages SAS</w:t>
+        <w:t xml:space="preserve">To fulfill their duties, market monitors must extract, transform, and analyze data from multiple sources, </w:t>
+      </w:r>
+      <w:r>
+        <w:t>usually</w:t>
+      </w:r>
+      <w:r>
+        <w:t xml:space="preserve"> without sophisticated programming skills. Additionally, electric market data is complex and often fragmented, leading to issues that transcend simple programming problems. Together, these issues create a barrier for market monitors to efficiently and accurately complete their duties. This paper presents one viable solution to both problems: a DSL that allows a market monitor to declare the metrics that they wish to analyze and a transpiler that translates their input into valid code. This DSL leverages SAS</w:t>
       </w:r>
       <w:r>
         <w:t>®</w:t>
@@ -205,7 +287,13 @@
         </w:rPr>
       </w:pPr>
       <w:r>
-        <w:t>Finally, this paper illustrates this proposed design by demonstrating how a user can generate SAS code to fulfill common and critical market monitoring tasks.</w:t>
+        <w:t xml:space="preserve">Finally, this paper illustrates this proposed design by demonstrating how a user can </w:t>
+      </w:r>
+      <w:r>
+        <w:t xml:space="preserve">use the DSL and </w:t>
+      </w:r>
+      <w:r>
+        <w:t>generate SAS code to fulfill common and critical market monitoring tasks.</w:t>
       </w:r>
     </w:p>
     <w:p>
@@ -417,7 +505,11 @@
         <w:t xml:space="preserve">, </w:t>
       </w:r>
       <w:r>
-        <w:t>siloed data stores, and undocumented schemas. Such quality problems erode trust in official reports and can place undue burden on analysts.</w:t>
+        <w:t xml:space="preserve">siloed data stores, and undocumented schemas. Such quality problems </w:t>
+      </w:r>
+      <w:r>
+        <w:lastRenderedPageBreak/>
+        <w:t>erode trust in official reports and can place undue burden on analysts.</w:t>
       </w:r>
     </w:p>
     <w:p>
@@ -425,11 +517,7 @@
         <w:t xml:space="preserve">The design outlined in this paper intends to </w:t>
       </w:r>
       <w:r>
-        <w:t xml:space="preserve">lower the programming burden of market monitoring and empower </w:t>
-      </w:r>
-      <w:r>
-        <w:lastRenderedPageBreak/>
-        <w:t>market monitors to spend more time on domain-specific analysis and less time on developing and debugging code</w:t>
+        <w:t>lower the programming burden of market monitoring and empower market monitors to spend more time on domain-specific analysis and less time on developing and debugging code</w:t>
       </w:r>
       <w:r>
         <w:t xml:space="preserve">. </w:t>
@@ -438,7 +526,13 @@
         <w:t>To these ends</w:t>
       </w:r>
       <w:r>
-        <w:t>, we present a foundation for a domain-specific language (DSL) that allows market monitors to express their analytics in notations better suited to energy data. The language then translates these notations into valid SAS code which can process the energy market data on behalf of the analyst.</w:t>
+        <w:t xml:space="preserve">, we present a foundation for a domain-specific language (DSL) that allows market monitors to express their analytics in notations better suited to energy data. </w:t>
+      </w:r>
+      <w:r>
+        <w:t>These notations are then automatically translated</w:t>
+      </w:r>
+      <w:r>
+        <w:t xml:space="preserve"> into valid SAS code which can process the energy market data on behalf of the analyst.</w:t>
       </w:r>
     </w:p>
     <w:p>
@@ -481,7 +575,13 @@
     </w:p>
     <w:p>
       <w:r>
-        <w:t xml:space="preserve">The BES itself is one of the largest, most operationally complex machines. In the organized electricity markets, a Regional Transmission Organization (RTO) or Independent System Operator (ISO) not only manages the physical grid, ensuring the reliable utilization of the thousands of resources, transformers, transmission lines, and other grid components, but also performs long term transmission planning, studies the addition and retirement of generating resources, commits and dispatches generating resources to minimize the cost of electricity, and settles all wholesale market transactions. </w:t>
+        <w:t>The BES itself is one of the</w:t>
+      </w:r>
+      <w:r>
+        <w:t xml:space="preserve"> world’s</w:t>
+      </w:r>
+      <w:r>
+        <w:t xml:space="preserve"> largest, most operationally complex machines. In the organized electricity markets, a Regional Transmission Organization (RTO) or Independent System Operator (ISO) not only manages the physical grid, ensuring the reliable utilization of the thousands of resources, transformers, transmission lines, and other grid components, but also performs long term transmission planning, studies the addition and retirement of generating resources, commits and dispatches generating resources to minimize the cost of electricity, and settles all wholesale market transactions. </w:t>
       </w:r>
       <w:r>
         <w:t xml:space="preserve">A natural result of the diverse roles the RTOs and ISOs play across different time horizons </w:t>
@@ -501,7 +601,13 @@
     </w:p>
     <w:p>
       <w:r>
-        <w:t>Market monitoring authorities can and do leverage many analytical software packages to help them with wrangling and analyzing market data. Many of these analytical ecosystems (such as SAS) provide an abstraction layer specifically designed to allow a user to utilize simplified programming syntax with which to process, transform, and analyze data. This substantially lowers the programming skills required to perform market monitoring duties. However, the nature of electric markets and the data which market monitors must utilize create their own layer of complexity that transcend simple programming problems.</w:t>
+        <w:t>Market monitoring authorities can and do leverage many analytical software packages to help them with wrangling and analyzing market data. Many of these analytical ecosystems (such as SAS) provide an abstraction layer specifically designed to allow a user to utilize simplified programming syntax with which to process, transform, and analyze data. This substantially lowers the programming skills required to perform market monitoring duties. However, the nature of electric markets and the data which market monitors must utilize create their own layer of complexity that transcend</w:t>
+      </w:r>
+      <w:r>
+        <w:t>s</w:t>
+      </w:r>
+      <w:r>
+        <w:t xml:space="preserve"> simple programming problems.</w:t>
       </w:r>
     </w:p>
     <w:p>
@@ -580,15 +686,13 @@
         <w:t>Modern analytics platforms provide mechanisms for performing these conversions, but they tend to rely on the user understanding and correctly applying the domain-level semantics associated with the data (using the appropriate time zone, for example).</w:t>
       </w:r>
       <w:r>
-        <w:t xml:space="preserve"> This is particularly problematic when knowledge of such nuances with the data </w:t>
-      </w:r>
-      <w:proofErr w:type="gramStart"/>
-      <w:r>
-        <w:t>are</w:t>
-      </w:r>
-      <w:proofErr w:type="gramEnd"/>
-      <w:r>
-        <w:t xml:space="preserve"> not formally documented (as often they are not) and </w:t>
+        <w:t xml:space="preserve"> This is particularly problematic when knowledge of such nuances </w:t>
+      </w:r>
+      <w:r>
+        <w:t>in</w:t>
+      </w:r>
+      <w:r>
+        <w:t xml:space="preserve"> the data are not formally documented (as often they are not) and </w:t>
       </w:r>
       <w:r>
         <w:t>tend</w:t>
@@ -660,7 +764,13 @@
         <w:t>The primary justification for developing a DSL that works with SAS as its target coding language is its current prevalence of use among market monitors. However, u</w:t>
       </w:r>
       <w:r>
-        <w:t xml:space="preserve">sing SAS as the target language for this DSL comes with several advantages. </w:t>
+        <w:t xml:space="preserve">sing SAS as the target language for this DSL comes with </w:t>
+      </w:r>
+      <w:r>
+        <w:t>further</w:t>
+      </w:r>
+      <w:r>
+        <w:t xml:space="preserve"> advantages. </w:t>
       </w:r>
       <w:r>
         <w:t xml:space="preserve">While the design and implementation of this language </w:t>
@@ -760,7 +870,17 @@
     </w:p>
     <w:p>
       <w:r>
-        <w:t xml:space="preserve">Additionally, the Output Delivery System (ODS) that ships with SAS provides first-class citizens for generating and formatting both data visualization graphs and spatial maps. The ODS principally provides this functionality through the </w:t>
+        <w:t xml:space="preserve">Additionally, the Output Delivery System (ODS) that ships with SAS provides </w:t>
+      </w:r>
+      <w:r>
+        <w:t>tools</w:t>
+      </w:r>
+      <w:r>
+        <w:t xml:space="preserve"> for generating and formatting both </w:t>
+      </w:r>
+      <w:r>
+        <w:lastRenderedPageBreak/>
+        <w:t xml:space="preserve">data visualization graphs and spatial maps. The ODS principally provides this functionality through the </w:t>
       </w:r>
       <w:r>
         <w:t>SGPLOT</w:t>
@@ -777,7 +897,6 @@
     </w:p>
     <w:p>
       <w:r>
-        <w:lastRenderedPageBreak/>
         <w:t xml:space="preserve">With each of these infrastructural components available within one platform, </w:t>
       </w:r>
       <w:r>
@@ -832,51 +951,37 @@
         <w:footnoteReference w:id="3"/>
       </w:r>
       <w:r>
-        <w:t xml:space="preserve">. Eligibility to participate in this study was determined by only two (2) requirements: </w:t>
-      </w:r>
-    </w:p>
-    <w:p>
-      <w:pPr>
-        <w:pStyle w:val="ListParagraph"/>
-        <w:numPr>
-          <w:ilvl w:val="0"/>
-          <w:numId w:val="13"/>
-        </w:numPr>
-      </w:pPr>
-      <w:r>
-        <w:t>The participant must be over the age of 18</w:t>
-      </w:r>
-    </w:p>
-    <w:p>
-      <w:pPr>
-        <w:pStyle w:val="ListParagraph"/>
-        <w:numPr>
-          <w:ilvl w:val="0"/>
-          <w:numId w:val="13"/>
-        </w:numPr>
-      </w:pPr>
-      <w:r>
-        <w:t>The participant must be a member of the Energy Intermarket Surveillance Group (EISG)</w:t>
+        <w:t xml:space="preserve">. </w:t>
+      </w:r>
+      <w:r>
+        <w:t xml:space="preserve">Participation in the Delphi study was voluntary but limited to </w:t>
+      </w:r>
+      <w:r>
+        <w:t>member</w:t>
+      </w:r>
+      <w:r>
+        <w:t>s</w:t>
+      </w:r>
+      <w:r>
+        <w:rPr>
+          <w:rStyle w:val="FootnoteReference"/>
+        </w:rPr>
+        <w:footnoteReference w:id="4"/>
+      </w:r>
+      <w:r>
+        <w:t xml:space="preserve"> of the Energy Intermarket Surveillance Group (EISG)</w:t>
       </w:r>
       <w:r>
         <w:rPr>
           <w:vertAlign w:val="superscript"/>
         </w:rPr>
-        <w:footnoteReference w:id="4"/>
-      </w:r>
-    </w:p>
-    <w:p>
-      <w:r>
-        <w:t>These eligibility requirements were introduced to both adhere to responsible research ethics</w:t>
-      </w:r>
-      <w:r>
-        <w:rPr>
-          <w:vertAlign w:val="superscript"/>
-        </w:rPr>
         <w:footnoteReference w:id="5"/>
       </w:r>
       <w:r>
-        <w:t xml:space="preserve"> and to establish a definition of “expert opinion” provided by each participant. Plainly, this ensured that the survey questions posed in this study were answered by the same individuals that </w:t>
+        <w:t xml:space="preserve">. This requirement allowed us to </w:t>
+      </w:r>
+      <w:r>
+        <w:t xml:space="preserve">establish a definition of “expert opinion” provided by each participant. Plainly, this ensured that the survey questions posed in this study were answered by the same individuals that </w:t>
       </w:r>
       <w:r>
         <w:t>may</w:t>
@@ -1298,7 +1403,23 @@
           <w:iCs w:val="0"/>
           <w:color w:val="auto"/>
         </w:rPr>
-        <w:t>. Professional Role Mix of Delphi Panel</w:t>
+        <w:t xml:space="preserve">. Professional Role Mix of Delphi </w:t>
+      </w:r>
+      <w:r>
+        <w:rPr>
+          <w:i w:val="0"/>
+          <w:iCs w:val="0"/>
+          <w:color w:val="auto"/>
+        </w:rPr>
+        <w:t>p</w:t>
+      </w:r>
+      <w:r>
+        <w:rPr>
+          <w:i w:val="0"/>
+          <w:iCs w:val="0"/>
+          <w:color w:val="auto"/>
+        </w:rPr>
+        <w:t>anel</w:t>
       </w:r>
       <w:r>
         <w:rPr>
@@ -1336,7 +1457,13 @@
         <w:fldChar w:fldCharType="end"/>
       </w:r>
       <w:r>
-        <w:t xml:space="preserve"> identifies the tenure ranges of the participants. Panelists ranged in experience from fresh analysts (0-2 years, 16% of the initial panel) to a full career in energy market monitoring (greater than 20 years of experience, 11% of the initial panel). This panelist cross-section helps to ensure that the requirements developed for the DSL are applicable to a wider range of users.</w:t>
+        <w:t xml:space="preserve"> identifies the tenure ranges of the participants. Panelists ranged in experience from fresh analysts (0-2 years, 16% of the initial panel) to a full career in energy market monitoring (greater than 20 years of experience, 11% of the initial panel). This panelist cross-section helps to ensure that the requirements developed for the DSL are applicable to a </w:t>
+      </w:r>
+      <w:r>
+        <w:t>wide</w:t>
+      </w:r>
+      <w:r>
+        <w:t xml:space="preserve"> range of users.</w:t>
       </w:r>
     </w:p>
     <w:tbl>
@@ -1718,13 +1845,16 @@
         <w:pStyle w:val="Heading3"/>
       </w:pPr>
       <w:r>
+        <w:t>Thematic Coding</w:t>
+      </w:r>
+    </w:p>
+    <w:p>
+      <w:r>
+        <w:t xml:space="preserve">Of the questions posed during the Delphi study, the following are most applicable to determining the features of the </w:t>
+      </w:r>
+      <w:r>
         <w:lastRenderedPageBreak/>
-        <w:t>Thematic Coding</w:t>
-      </w:r>
-    </w:p>
-    <w:p>
-      <w:r>
-        <w:t xml:space="preserve">Of the questions posed during the Delphi study, the following are most applicable to determining the features of the language: </w:t>
+        <w:t xml:space="preserve">language: </w:t>
       </w:r>
     </w:p>
     <w:p>
@@ -1898,7 +2028,13 @@
         <w:t xml:space="preserve"> </w:t>
       </w:r>
       <w:r>
-        <w:t>show the final themes identified in each question, including the mention frequency from the participants</w:t>
+        <w:t xml:space="preserve">show the final themes identified </w:t>
+      </w:r>
+      <w:r>
+        <w:t>from</w:t>
+      </w:r>
+      <w:r>
+        <w:t xml:space="preserve"> each question, including the mention frequency from the participants</w:t>
       </w:r>
       <w:r>
         <w:t>, for Delphi study questions 5, 7, and 41, respectively</w:t>
@@ -2679,9 +2815,8 @@
         <w:tblLook w:val="04A0" w:firstRow="1" w:lastRow="0" w:firstColumn="1" w:lastColumn="0" w:noHBand="0" w:noVBand="1"/>
       </w:tblPr>
       <w:tblGrid>
-        <w:gridCol w:w="1885"/>
-        <w:gridCol w:w="5490"/>
-        <w:gridCol w:w="1975"/>
+        <w:gridCol w:w="4495"/>
+        <w:gridCol w:w="2160"/>
       </w:tblGrid>
       <w:tr>
         <w:trPr>
@@ -2690,7 +2825,7 @@
         </w:trPr>
         <w:tc>
           <w:tcPr>
-            <w:tcW w:w="1885" w:type="dxa"/>
+            <w:tcW w:w="4495" w:type="dxa"/>
           </w:tcPr>
           <w:p>
             <w:pPr>
@@ -2711,7 +2846,7 @@
         </w:tc>
         <w:tc>
           <w:tcPr>
-            <w:tcW w:w="5490" w:type="dxa"/>
+            <w:tcW w:w="2160" w:type="dxa"/>
           </w:tcPr>
           <w:p>
             <w:pPr>
@@ -2726,27 +2861,6 @@
                 <w:b/>
                 <w:bCs/>
               </w:rPr>
-              <w:t>Initial Thematic Codes</w:t>
-            </w:r>
-          </w:p>
-        </w:tc>
-        <w:tc>
-          <w:tcPr>
-            <w:tcW w:w="1975" w:type="dxa"/>
-          </w:tcPr>
-          <w:p>
-            <w:pPr>
-              <w:jc w:val="center"/>
-              <w:rPr>
-                <w:b/>
-                <w:bCs/>
-              </w:rPr>
-            </w:pPr>
-            <w:r>
-              <w:rPr>
-                <w:b/>
-                <w:bCs/>
-              </w:rPr>
               <w:t>Number of Mentions</w:t>
             </w:r>
           </w:p>
@@ -2758,7 +2872,7 @@
         </w:trPr>
         <w:tc>
           <w:tcPr>
-            <w:tcW w:w="1885" w:type="dxa"/>
+            <w:tcW w:w="4495" w:type="dxa"/>
           </w:tcPr>
           <w:p>
             <w:pPr>
@@ -2771,20 +2885,7 @@
         </w:tc>
         <w:tc>
           <w:tcPr>
-            <w:tcW w:w="5490" w:type="dxa"/>
-          </w:tcPr>
-          <w:p>
-            <w:pPr>
-              <w:jc w:val="center"/>
-            </w:pPr>
-            <w:r>
-              <w:t>Display units that impact system constraints, show outages, identify data that correlates with outages, analyze profit and loss, analyze virtual transactions, identify demand response resources, shadow calculations</w:t>
-            </w:r>
-          </w:p>
-        </w:tc>
-        <w:tc>
-          <w:tcPr>
-            <w:tcW w:w="1975" w:type="dxa"/>
+            <w:tcW w:w="2160" w:type="dxa"/>
           </w:tcPr>
           <w:p>
             <w:pPr>
@@ -2802,7 +2903,7 @@
         </w:trPr>
         <w:tc>
           <w:tcPr>
-            <w:tcW w:w="1885" w:type="dxa"/>
+            <w:tcW w:w="4495" w:type="dxa"/>
           </w:tcPr>
           <w:p>
             <w:pPr>
@@ -2815,28 +2916,7 @@
         </w:tc>
         <w:tc>
           <w:tcPr>
-            <w:tcW w:w="5490" w:type="dxa"/>
-          </w:tcPr>
-          <w:p>
-            <w:pPr>
-              <w:jc w:val="center"/>
-            </w:pPr>
-            <w:r>
-              <w:t xml:space="preserve">Show congested </w:t>
-            </w:r>
-            <w:proofErr w:type="spellStart"/>
-            <w:r>
-              <w:t>flowgates</w:t>
-            </w:r>
-            <w:proofErr w:type="spellEnd"/>
-            <w:r>
-              <w:t>, “Display X For Period Y”, Perform “drill downs”</w:t>
-            </w:r>
-          </w:p>
-        </w:tc>
-        <w:tc>
-          <w:tcPr>
-            <w:tcW w:w="1975" w:type="dxa"/>
+            <w:tcW w:w="2160" w:type="dxa"/>
           </w:tcPr>
           <w:p>
             <w:pPr>
@@ -2854,7 +2934,7 @@
         </w:trPr>
         <w:tc>
           <w:tcPr>
-            <w:tcW w:w="1885" w:type="dxa"/>
+            <w:tcW w:w="4495" w:type="dxa"/>
           </w:tcPr>
           <w:p>
             <w:pPr>
@@ -2867,20 +2947,7 @@
         </w:tc>
         <w:tc>
           <w:tcPr>
-            <w:tcW w:w="5490" w:type="dxa"/>
-          </w:tcPr>
-          <w:p>
-            <w:pPr>
-              <w:jc w:val="center"/>
-            </w:pPr>
-            <w:r>
-              <w:t xml:space="preserve">Validate mitigated energy offers, validate meter data submissions, </w:t>
-            </w:r>
-          </w:p>
-        </w:tc>
-        <w:tc>
-          <w:tcPr>
-            <w:tcW w:w="1975" w:type="dxa"/>
+            <w:tcW w:w="2160" w:type="dxa"/>
           </w:tcPr>
           <w:p>
             <w:pPr>
@@ -2898,7 +2965,7 @@
         </w:trPr>
         <w:tc>
           <w:tcPr>
-            <w:tcW w:w="1885" w:type="dxa"/>
+            <w:tcW w:w="4495" w:type="dxa"/>
           </w:tcPr>
           <w:p>
             <w:pPr>
@@ -2911,20 +2978,7 @@
         </w:tc>
         <w:tc>
           <w:tcPr>
-            <w:tcW w:w="5490" w:type="dxa"/>
-          </w:tcPr>
-          <w:p>
-            <w:pPr>
-              <w:jc w:val="center"/>
-            </w:pPr>
-            <w:r>
-              <w:t>Analyze resources by various dimensions (fuel type, time-period, zone, affiliate entity)</w:t>
-            </w:r>
-          </w:p>
-        </w:tc>
-        <w:tc>
-          <w:tcPr>
-            <w:tcW w:w="1975" w:type="dxa"/>
+            <w:tcW w:w="2160" w:type="dxa"/>
           </w:tcPr>
           <w:p>
             <w:pPr>
@@ -2942,7 +2996,7 @@
         </w:trPr>
         <w:tc>
           <w:tcPr>
-            <w:tcW w:w="1885" w:type="dxa"/>
+            <w:tcW w:w="4495" w:type="dxa"/>
           </w:tcPr>
           <w:p>
             <w:pPr>
@@ -2955,20 +3009,7 @@
         </w:tc>
         <w:tc>
           <w:tcPr>
-            <w:tcW w:w="5490" w:type="dxa"/>
-          </w:tcPr>
-          <w:p>
-            <w:pPr>
-              <w:jc w:val="center"/>
-            </w:pPr>
-            <w:r>
-              <w:t>Metadata management, governance</w:t>
-            </w:r>
-          </w:p>
-        </w:tc>
-        <w:tc>
-          <w:tcPr>
-            <w:tcW w:w="1975" w:type="dxa"/>
+            <w:tcW w:w="2160" w:type="dxa"/>
           </w:tcPr>
           <w:p>
             <w:pPr>
@@ -2986,7 +3027,7 @@
         </w:trPr>
         <w:tc>
           <w:tcPr>
-            <w:tcW w:w="1885" w:type="dxa"/>
+            <w:tcW w:w="4495" w:type="dxa"/>
           </w:tcPr>
           <w:p>
             <w:pPr>
@@ -2999,20 +3040,7 @@
         </w:tc>
         <w:tc>
           <w:tcPr>
-            <w:tcW w:w="5490" w:type="dxa"/>
-          </w:tcPr>
-          <w:p>
-            <w:pPr>
-              <w:jc w:val="center"/>
-            </w:pPr>
-            <w:r>
-              <w:t>Generate automated reports</w:t>
-            </w:r>
-          </w:p>
-        </w:tc>
-        <w:tc>
-          <w:tcPr>
-            <w:tcW w:w="1975" w:type="dxa"/>
+            <w:tcW w:w="2160" w:type="dxa"/>
           </w:tcPr>
           <w:p>
             <w:pPr>
@@ -3106,11 +3134,13 @@
     </w:p>
     <w:p>
       <w:r>
-        <w:t xml:space="preserve">Once thematic coding was completed, the researchers used the resultant themes to derive basic requirements and </w:t>
-      </w:r>
-      <w:r>
-        <w:lastRenderedPageBreak/>
-        <w:t xml:space="preserve">possible use cases for the language proof-of-concept and implementation. These requirements are intentionally broad, as much of the functionality of this system is also determined by what a specific user base (set of market monitors) would request. </w:t>
+        <w:t>Once thematic coding was completed, the researchers used the resultant themes to derive basic requirements and possible use cases for the language proof-of-concept and implementation. These requirements are intentionally broad, as much of the functionality of this system is also determined by what a specific user base (</w:t>
+      </w:r>
+      <w:r>
+        <w:t>group</w:t>
+      </w:r>
+      <w:r>
+        <w:t xml:space="preserve"> of market monitors) would request. </w:t>
       </w:r>
       <w:r>
         <w:fldChar w:fldCharType="begin"/>
@@ -3249,15 +3279,7 @@
               <w:t xml:space="preserve">The user can write a script in the language’s declarative grammar and </w:t>
             </w:r>
             <w:r>
-              <w:t xml:space="preserve">receives </w:t>
-            </w:r>
-            <w:proofErr w:type="spellStart"/>
-            <w:r>
-              <w:t>transpiled</w:t>
-            </w:r>
-            <w:proofErr w:type="spellEnd"/>
-            <w:r>
-              <w:t xml:space="preserve"> code in the target language.</w:t>
+              <w:t>receives transpiled code in the target language.</w:t>
             </w:r>
           </w:p>
         </w:tc>
@@ -3279,7 +3301,11 @@
           </w:tcPr>
           <w:p>
             <w:r>
-              <w:t>The language, where possible, should infer metadata needed for data selection, transformations, and filter criteria from a metadata repository.</w:t>
+              <w:t xml:space="preserve">The language, where possible, should infer metadata needed for </w:t>
+            </w:r>
+            <w:r>
+              <w:lastRenderedPageBreak/>
+              <w:t>data selection, transformations, and filter criteria from a metadata repository.</w:t>
             </w:r>
           </w:p>
         </w:tc>
@@ -3292,6 +3318,7 @@
               <w:keepNext/>
             </w:pPr>
             <w:r>
+              <w:lastRenderedPageBreak/>
               <w:t>The user can</w:t>
             </w:r>
             <w:r>
@@ -3301,6 +3328,7 @@
               <w:t xml:space="preserve">the language to </w:t>
             </w:r>
             <w:r>
+              <w:lastRenderedPageBreak/>
               <w:t>define</w:t>
             </w:r>
             <w:r>
@@ -3325,6 +3353,7 @@
           </w:tcPr>
           <w:p>
             <w:r>
+              <w:lastRenderedPageBreak/>
               <w:t>3</w:t>
             </w:r>
           </w:p>
@@ -3335,17 +3364,45 @@
           </w:tcPr>
           <w:p>
             <w:r>
-              <w:t xml:space="preserve">The language shall, at a minimum, support database queries and CSV files as both read and write targets. </w:t>
+              <w:t>The language shall, at a minimum, support database queries and CSV files as both read and write targets</w:t>
+            </w:r>
+            <w:r>
+              <w:t xml:space="preserve"> </w:t>
             </w:r>
             <w:r>
               <w:rPr>
                 <w:i/>
                 <w:iCs/>
               </w:rPr>
-              <w:t>The leading 2 data sources mentioned by Delphi participants.</w:t>
-            </w:r>
-            <w:r>
-              <w:t xml:space="preserve"> </w:t>
+              <w:t>(</w:t>
+            </w:r>
+            <w:r>
+              <w:rPr>
+                <w:i/>
+                <w:iCs/>
+              </w:rPr>
+              <w:t>t</w:t>
+            </w:r>
+            <w:r>
+              <w:rPr>
+                <w:i/>
+                <w:iCs/>
+              </w:rPr>
+              <w:t>he leading 2 data sources mentioned by Delphi participants</w:t>
+            </w:r>
+            <w:r>
+              <w:rPr>
+                <w:i/>
+                <w:iCs/>
+              </w:rPr>
+              <w:t>)</w:t>
+            </w:r>
+            <w:r>
+              <w:rPr>
+                <w:i/>
+                <w:iCs/>
+              </w:rPr>
+              <w:t>.</w:t>
             </w:r>
           </w:p>
         </w:tc>
@@ -3380,24 +3437,53 @@
           </w:tcPr>
           <w:p>
             <w:r>
-              <w:t xml:space="preserve">The language shall allow the user to generate textual reports of pre-defined metrics. These metrics are included as first-class citizens in the language. </w:t>
+              <w:t>The language shall allow the user to generate textual reports of pre-defined metrics</w:t>
+            </w:r>
+            <w:r>
+              <w:t xml:space="preserve"> (a</w:t>
             </w:r>
             <w:r>
               <w:rPr>
                 <w:i/>
                 <w:iCs/>
               </w:rPr>
-              <w:t xml:space="preserve">Examples </w:t>
-            </w:r>
-            <w:proofErr w:type="gramStart"/>
+              <w:t>s an example, a</w:t>
+            </w:r>
             <w:r>
               <w:rPr>
                 <w:i/>
                 <w:iCs/>
               </w:rPr>
-              <w:t>include:</w:t>
-            </w:r>
-            <w:proofErr w:type="gramEnd"/>
+              <w:t xml:space="preserve">nalyzing resources by </w:t>
+            </w:r>
+            <w:r>
+              <w:rPr>
+                <w:i/>
+                <w:iCs/>
+              </w:rPr>
+              <w:t xml:space="preserve">different </w:t>
+            </w:r>
+            <w:r>
+              <w:rPr>
+                <w:i/>
+                <w:iCs/>
+              </w:rPr>
+              <w:t>dimensions</w:t>
+            </w:r>
+            <w:r>
+              <w:rPr>
+                <w:i/>
+                <w:iCs/>
+              </w:rPr>
+              <w:t>, f</w:t>
+            </w:r>
+            <w:r>
+              <w:rPr>
+                <w:i/>
+                <w:iCs/>
+              </w:rPr>
+              <w:t>uel-type, time</w:t>
+            </w:r>
             <w:r>
               <w:rPr>
                 <w:i/>
@@ -3410,7 +3496,14 @@
                 <w:i/>
                 <w:iCs/>
               </w:rPr>
-              <w:t>analyzing resources by dimensions (fuel-type, time-period, capacity, etc.)</w:t>
+              <w:t>period, capacity, e</w:t>
+            </w:r>
+            <w:r>
+              <w:rPr>
+                <w:i/>
+                <w:iCs/>
+              </w:rPr>
+              <w:t>tc.).</w:t>
             </w:r>
           </w:p>
         </w:tc>
@@ -3448,29 +3541,66 @@
           </w:tcPr>
           <w:p>
             <w:r>
-              <w:t xml:space="preserve">The language shall allow the user to generate simple visualizations of pre-defined metrics to support market reporting. </w:t>
-            </w:r>
-            <w:r>
-              <w:t>Possible examples</w:t>
+              <w:t>The language shall allow the user to generate simple visualizations of pre-defined metrics to support market reporting</w:t>
             </w:r>
             <w:r>
               <w:t xml:space="preserve"> </w:t>
             </w:r>
-            <w:proofErr w:type="gramStart"/>
-            <w:r>
-              <w:t>include:</w:t>
-            </w:r>
-            <w:proofErr w:type="gramEnd"/>
-            <w:r>
+            <w:r>
+              <w:rPr>
+                <w:i/>
+                <w:iCs/>
+              </w:rPr>
+              <w:t xml:space="preserve">(possible </w:t>
+            </w:r>
+            <w:r>
+              <w:rPr>
+                <w:i/>
+                <w:iCs/>
+              </w:rPr>
+              <w:t>examples</w:t>
+            </w:r>
+            <w:r>
+              <w:rPr>
+                <w:i/>
+                <w:iCs/>
+              </w:rPr>
+              <w:t xml:space="preserve"> </w:t>
+            </w:r>
+            <w:r>
+              <w:rPr>
+                <w:i/>
+                <w:iCs/>
+              </w:rPr>
+              <w:t>include</w:t>
+            </w:r>
+            <w:r>
+              <w:rPr>
+                <w:i/>
+                <w:iCs/>
+              </w:rPr>
               <w:t xml:space="preserve"> generating fleet fuel-mix or capacity of generation on </w:t>
             </w:r>
-            <w:proofErr w:type="gramStart"/>
-            <w:r>
-              <w:t>outage, or</w:t>
-            </w:r>
-            <w:proofErr w:type="gramEnd"/>
-            <w:r>
-              <w:t xml:space="preserve"> locating generating facilities or constraints on a cartographic map.</w:t>
+            <w:r>
+              <w:rPr>
+                <w:i/>
+                <w:iCs/>
+              </w:rPr>
+              <w:t>outage or</w:t>
+            </w:r>
+            <w:r>
+              <w:rPr>
+                <w:i/>
+                <w:iCs/>
+              </w:rPr>
+              <w:t xml:space="preserve"> locating generating facilities or constraints on a cartographic map</w:t>
+            </w:r>
+            <w:r>
+              <w:rPr>
+                <w:i/>
+                <w:iCs/>
+              </w:rPr>
+              <w:t>).</w:t>
             </w:r>
           </w:p>
         </w:tc>
@@ -3483,7 +3613,13 @@
               <w:keepNext/>
             </w:pPr>
             <w:r>
-              <w:t>The user can create some pre-defined visualizations that provide metrics for market reporting.</w:t>
+              <w:t xml:space="preserve">The user can create </w:t>
+            </w:r>
+            <w:r>
+              <w:t>certain</w:t>
+            </w:r>
+            <w:r>
+              <w:t xml:space="preserve"> pre-defined visualizations that provide metrics for market reporting.</w:t>
             </w:r>
           </w:p>
         </w:tc>
@@ -3570,10 +3706,28 @@
         <w:t>. These</w:t>
       </w:r>
       <w:r>
-        <w:t xml:space="preserve"> are intended to display that the </w:t>
-      </w:r>
-      <w:r>
-        <w:t>proof-of-concept can support the listed requirements.</w:t>
+        <w:t xml:space="preserve"> are intended to </w:t>
+      </w:r>
+      <w:r>
+        <w:t>show</w:t>
+      </w:r>
+      <w:r>
+        <w:t xml:space="preserve"> that the </w:t>
+      </w:r>
+      <w:r>
+        <w:t>proof</w:t>
+      </w:r>
+      <w:r>
+        <w:t xml:space="preserve"> </w:t>
+      </w:r>
+      <w:r>
+        <w:t>of</w:t>
+      </w:r>
+      <w:r>
+        <w:t xml:space="preserve"> </w:t>
+      </w:r>
+      <w:r>
+        <w:t>concept can support the listed requirements.</w:t>
       </w:r>
     </w:p>
     <w:p>
@@ -3635,15 +3789,13 @@
       <w:r>
         <w:t xml:space="preserve">The sample language that we propose, </w:t>
       </w:r>
-      <w:proofErr w:type="spellStart"/>
       <w:r>
         <w:rPr>
           <w:i/>
           <w:iCs/>
         </w:rPr>
-        <w:t>Mlang</w:t>
-      </w:r>
-      <w:proofErr w:type="spellEnd"/>
+        <w:t>MLang</w:t>
+      </w:r>
       <w:r>
         <w:t xml:space="preserve"> (“Monitor Language”), uses a simple, declarative syntax that users of SQL </w:t>
       </w:r>
@@ -3657,26 +3809,25 @@
         <w:t xml:space="preserve"> </w:t>
       </w:r>
       <w:r>
-        <w:t xml:space="preserve">Reference Appendix A for an example of the Lark grammar used to build out the initial functionality of </w:t>
-      </w:r>
-      <w:proofErr w:type="spellStart"/>
-      <w:r>
-        <w:t>Mlan</w:t>
-      </w:r>
-      <w:r>
-        <w:t>g</w:t>
-      </w:r>
-      <w:proofErr w:type="spellEnd"/>
+        <w:t>See</w:t>
+      </w:r>
+      <w:r>
+        <w:t xml:space="preserve"> Appendix A for an example of the Lark grammar used to build out the initial functionality of </w:t>
+      </w:r>
+      <w:r>
+        <w:t>MLang</w:t>
+      </w:r>
       <w:r>
         <w:t xml:space="preserve">, and Appendix B for a sample </w:t>
       </w:r>
-      <w:proofErr w:type="spellStart"/>
-      <w:r>
-        <w:t>Mlang</w:t>
-      </w:r>
-      <w:proofErr w:type="spellEnd"/>
-      <w:r>
-        <w:t xml:space="preserve"> program.</w:t>
+      <w:r>
+        <w:t>MLang</w:t>
+      </w:r>
+      <w:r>
+        <w:t xml:space="preserve"> </w:t>
+      </w:r>
+      <w:r>
+        <w:t>program.</w:t>
       </w:r>
       <w:r>
         <w:t xml:space="preserve"> </w:t>
@@ -3695,9 +3846,9 @@
           <w:noProof/>
         </w:rPr>
         <w:drawing>
-          <wp:inline distT="0" distB="0" distL="0" distR="0" wp14:anchorId="6A6BC1AD" wp14:editId="6C5A5550">
-            <wp:extent cx="5943600" cy="1631950"/>
-            <wp:effectExtent l="19050" t="19050" r="19050" b="25400"/>
+          <wp:inline distT="0" distB="0" distL="0" distR="0" wp14:anchorId="6A6BC1AD" wp14:editId="612630E5">
+            <wp:extent cx="6073111" cy="1948738"/>
+            <wp:effectExtent l="19050" t="19050" r="23495" b="13970"/>
             <wp:docPr id="1073542142" name="Picture 1"/>
             <wp:cNvGraphicFramePr>
               <a:graphicFrameLocks xmlns:a="http://schemas.openxmlformats.org/drawingml/2006/main" noChangeAspect="1"/>
@@ -3718,7 +3869,7 @@
                   <pic:spPr>
                     <a:xfrm>
                       <a:off x="0" y="0"/>
-                      <a:ext cx="5943600" cy="1631950"/>
+                      <a:ext cx="6112392" cy="1961343"/>
                     </a:xfrm>
                     <a:prstGeom prst="rect">
                       <a:avLst/>
@@ -3835,6 +3986,7 @@
         <w:rPr>
           <w:noProof/>
         </w:rPr>
+        <w:lastRenderedPageBreak/>
         <w:drawing>
           <wp:inline distT="0" distB="0" distL="0" distR="0" wp14:anchorId="1965313A" wp14:editId="6A84948E">
             <wp:extent cx="4810125" cy="3362976"/>
@@ -3962,274 +4114,218 @@
           <w:iCs w:val="0"/>
           <w:color w:val="auto"/>
         </w:rPr>
-        <w:t>mport_dataset__</w:t>
-      </w:r>
-      <w:proofErr w:type="spellStart"/>
+        <w:t>mport_dataset_basic.sas</w:t>
+      </w:r>
+      <w:r>
+        <w:rPr>
+          <w:i w:val="0"/>
+          <w:iCs w:val="0"/>
+          <w:color w:val="auto"/>
+        </w:rPr>
+        <w:t xml:space="preserve"> </w:t>
+      </w:r>
+      <w:r>
+        <w:rPr>
+          <w:i w:val="0"/>
+          <w:iCs w:val="0"/>
+          <w:color w:val="auto"/>
+        </w:rPr>
+        <w:t>(predefined macro)</w:t>
+      </w:r>
+    </w:p>
+    <w:p>
+      <w:r>
+        <w:fldChar w:fldCharType="begin"/>
+      </w:r>
+      <w:r>
+        <w:instrText xml:space="preserve"> REF _Ref239853152 \h  \* MERGEFORMAT </w:instrText>
+      </w:r>
+      <w:r>
+        <w:fldChar w:fldCharType="separate"/>
+      </w:r>
+      <w:r>
+        <w:t xml:space="preserve">Figure </w:t>
+      </w:r>
+      <w:r>
+        <w:t>1</w:t>
+      </w:r>
+      <w:r>
+        <w:fldChar w:fldCharType="end"/>
+      </w:r>
+      <w:r>
+        <w:t xml:space="preserve"> </w:t>
+      </w:r>
+      <w:r>
+        <w:t xml:space="preserve">shows an example of dynamically substituted code (injected directly into the SAS program) while </w:t>
+      </w:r>
+      <w:r>
+        <w:fldChar w:fldCharType="begin"/>
+      </w:r>
+      <w:r>
+        <w:instrText xml:space="preserve"> REF _Ref239778673 \h  \* MERGEFORMAT </w:instrText>
+      </w:r>
+      <w:r>
+        <w:fldChar w:fldCharType="separate"/>
+      </w:r>
+      <w:r>
+        <w:t xml:space="preserve">Figure </w:t>
+      </w:r>
+      <w:r>
+        <w:t>2</w:t>
+      </w:r>
+      <w:r>
+        <w:fldChar w:fldCharType="end"/>
+      </w:r>
+      <w:r>
+        <w:t xml:space="preserve"> displays </w:t>
+      </w:r>
       <w:r>
         <w:rPr>
           <w:rFonts w:ascii="Courier New" w:hAnsi="Courier New" w:cs="Courier New"/>
-          <w:i w:val="0"/>
-          <w:iCs w:val="0"/>
-          <w:color w:val="auto"/>
-        </w:rPr>
-        <w:t>basic.sas</w:t>
-      </w:r>
-      <w:proofErr w:type="spellEnd"/>
-      <w:r>
-        <w:rPr>
-          <w:i w:val="0"/>
-          <w:iCs w:val="0"/>
-          <w:color w:val="auto"/>
-        </w:rPr>
+        </w:rPr>
+        <w:t>import_dataset_basic.sas</w:t>
+      </w:r>
+      <w:r>
+        <w:t xml:space="preserve">, a pre-written macro (utilizing PROC IMPORT) that </w:t>
+      </w:r>
+      <w:r>
+        <w:t>MLang</w:t>
+      </w:r>
+      <w:r>
         <w:t xml:space="preserve"> </w:t>
       </w:r>
       <w:r>
-        <w:rPr>
-          <w:i w:val="0"/>
-          <w:iCs w:val="0"/>
-          <w:color w:val="auto"/>
-        </w:rPr>
-        <w:t>(predefined macro)</w:t>
-      </w:r>
-    </w:p>
-    <w:p>
+        <w:t>leverages to create new data sets from CSV files.</w:t>
+      </w:r>
+    </w:p>
+    <w:p>
+      <w:pPr>
+        <w:pStyle w:val="Heading3"/>
+      </w:pPr>
+      <w:r>
+        <w:t>Transpiler Implementation</w:t>
+      </w:r>
+    </w:p>
+    <w:p>
+      <w:r>
+        <w:t>To implement this domain-specific language, the researchers used two (2) main technologies: Python (including the Lark parser framework</w:t>
+      </w:r>
+      <w:r>
+        <w:t xml:space="preserve"> [</w:t>
+      </w:r>
+      <w:r>
+        <w:t>7</w:t>
+      </w:r>
+      <w:r>
+        <w:t>]</w:t>
+      </w:r>
+      <w:r>
+        <w:t xml:space="preserve">) and the SAS® OnDemand for Academics (SODA) </w:t>
+      </w:r>
+      <w:r>
+        <w:t>[</w:t>
+      </w:r>
+      <w:r>
+        <w:t>8</w:t>
+      </w:r>
+      <w:r>
+        <w:t xml:space="preserve">] </w:t>
+      </w:r>
+      <w:r>
+        <w:t xml:space="preserve">environment. </w:t>
+      </w:r>
+      <w:r>
+        <w:t xml:space="preserve">The authors created a Python </w:t>
+      </w:r>
+      <w:r>
+        <w:t>program</w:t>
+      </w:r>
+      <w:r>
+        <w:t xml:space="preserve"> that defines the grammar of the DSL, builds the lexer</w:t>
+      </w:r>
+      <w:r>
+        <w:rPr>
+          <w:rStyle w:val="FootnoteReference"/>
+        </w:rPr>
+        <w:footnoteReference w:id="9"/>
+      </w:r>
+      <w:r>
+        <w:t>, parser, and transpiler, and then outputs valid SAS code. The code is then uploaded to SODA to check for execution errors and to retrieve any results.</w:t>
+      </w:r>
+      <w:r>
+        <w:t xml:space="preserve"> </w:t>
+      </w:r>
       <w:r>
         <w:fldChar w:fldCharType="begin"/>
       </w:r>
       <w:r>
-        <w:instrText xml:space="preserve"> REF _Ref239853152 \h  \* MERGEFORMAT </w:instrText>
+        <w:instrText xml:space="preserve"> REF _Ref239854979 \h  \* MERGEFORMAT </w:instrText>
       </w:r>
       <w:r>
         <w:fldChar w:fldCharType="separate"/>
       </w:r>
       <w:r>
-        <w:t xml:space="preserve">Figure </w:t>
-      </w:r>
-      <w:r>
-        <w:t>1</w:t>
+        <w:t>Figure 3</w:t>
       </w:r>
       <w:r>
         <w:fldChar w:fldCharType="end"/>
       </w:r>
       <w:r>
+        <w:t xml:space="preserve"> illustrates the </w:t>
+      </w:r>
+      <w:r>
+        <w:t>process of transpiling monitor language code into valid SAS code.</w:t>
+      </w:r>
+      <w:r>
+        <w:t xml:space="preserve"> In addition to producing a SAS output file, the transpiler program also produces error log and warning log files that help the user determine if there are issues with their </w:t>
+      </w:r>
+      <w:r>
+        <w:t>MLang</w:t>
+      </w:r>
+      <w:r>
         <w:t xml:space="preserve"> </w:t>
       </w:r>
       <w:r>
-        <w:t xml:space="preserve">shows an example of dynamically substituted code (injected directly into the SAS program) while </w:t>
-      </w:r>
-      <w:r>
-        <w:fldChar w:fldCharType="begin"/>
-      </w:r>
-      <w:r>
-        <w:instrText xml:space="preserve"> REF _Ref239778673 \h  \* MERGEFORMAT </w:instrText>
-      </w:r>
-      <w:r>
-        <w:fldChar w:fldCharType="separate"/>
-      </w:r>
-      <w:r>
-        <w:t xml:space="preserve">Figure </w:t>
-      </w:r>
-      <w:r>
-        <w:t>2</w:t>
-      </w:r>
-      <w:r>
-        <w:fldChar w:fldCharType="end"/>
-      </w:r>
-      <w:r>
-        <w:t xml:space="preserve"> displays </w:t>
-      </w:r>
-      <w:r>
-        <w:rPr>
-          <w:rFonts w:ascii="Courier New" w:hAnsi="Courier New" w:cs="Courier New"/>
-        </w:rPr>
-        <w:t>import_dataset__</w:t>
-      </w:r>
-      <w:proofErr w:type="spellStart"/>
-      <w:r>
-        <w:rPr>
-          <w:rFonts w:ascii="Courier New" w:hAnsi="Courier New" w:cs="Courier New"/>
-        </w:rPr>
-        <w:t>basic.sas</w:t>
-      </w:r>
-      <w:proofErr w:type="spellEnd"/>
-      <w:r>
-        <w:t xml:space="preserve">, a pre-written macro (utilizing PROC IMPORT) that </w:t>
-      </w:r>
-      <w:proofErr w:type="spellStart"/>
-      <w:r>
-        <w:t>Mlang</w:t>
-      </w:r>
-      <w:proofErr w:type="spellEnd"/>
-      <w:r>
-        <w:t xml:space="preserve"> leverages to create new data sets from CSV files.</w:t>
-      </w:r>
-    </w:p>
-    <w:p>
-      <w:pPr>
-        <w:pStyle w:val="Heading3"/>
-      </w:pPr>
-      <w:r>
-        <w:t>Transpiler Implementation</w:t>
-      </w:r>
-    </w:p>
-    <w:p>
-      <w:r>
-        <w:t>To implement this domain-specific language, the researchers used two (2) main technologies: Python (including the Lark parser framework</w:t>
-      </w:r>
-      <w:r>
-        <w:t xml:space="preserve"> [</w:t>
-      </w:r>
-      <w:r>
-        <w:t>7</w:t>
-      </w:r>
-      <w:r>
-        <w:t>]</w:t>
-      </w:r>
-      <w:r>
-        <w:t xml:space="preserve">) and the SAS® OnDemand for Academics (SODA) </w:t>
-      </w:r>
-      <w:r>
-        <w:t>[</w:t>
-      </w:r>
-      <w:r>
-        <w:t>8</w:t>
-      </w:r>
-      <w:r>
-        <w:t xml:space="preserve">] </w:t>
-      </w:r>
-      <w:r>
-        <w:t xml:space="preserve">environment. </w:t>
-      </w:r>
-      <w:r>
-        <w:t xml:space="preserve">The authors created a Python </w:t>
-      </w:r>
-      <w:r>
-        <w:t>program</w:t>
-      </w:r>
-      <w:r>
-        <w:t xml:space="preserve"> that defines the grammar of </w:t>
-      </w:r>
-      <w:proofErr w:type="gramStart"/>
-      <w:r>
-        <w:t>the DSL</w:t>
-      </w:r>
-      <w:proofErr w:type="gramEnd"/>
-      <w:r>
-        <w:t xml:space="preserve">, builds the </w:t>
-      </w:r>
-      <w:proofErr w:type="spellStart"/>
-      <w:r>
-        <w:t>lexer</w:t>
-      </w:r>
-      <w:proofErr w:type="spellEnd"/>
-      <w:r>
-        <w:rPr>
-          <w:rStyle w:val="FootnoteReference"/>
-        </w:rPr>
-        <w:footnoteReference w:id="9"/>
-      </w:r>
-      <w:r>
-        <w:t>, parser, and transpiler, and then outputs valid SAS code. The code is then uploaded to SODA to check for execution errors and to retrieve any results.</w:t>
+        <w:t>logic.</w:t>
+      </w:r>
+    </w:p>
+    <w:p>
+      <w:r>
+        <w:t xml:space="preserve">Other researchers have investigated programmatically analyzing SAS syntax before. Khorlo has </w:t>
+      </w:r>
+      <w:r>
+        <w:t xml:space="preserve">rigorously </w:t>
+      </w:r>
+      <w:r>
+        <w:t xml:space="preserve">demonstrated the viability of transpiling SAS code into Lua (executable via PROC LUA) using ANTLR (Another Tool for Language Recognition – a parser generator built upon the JVM) [9] [10]. Our implementation builds upon this idea </w:t>
+      </w:r>
+      <w:r>
+        <w:t>from an alternate perspective</w:t>
+      </w:r>
+      <w:r>
+        <w:t xml:space="preserve">: </w:t>
+      </w:r>
+      <w:r>
+        <w:t>transpiling</w:t>
+      </w:r>
+      <w:r>
+        <w:t xml:space="preserve"> a custom grammar into SAS code.</w:t>
+      </w:r>
+    </w:p>
+    <w:p>
+      <w:r>
+        <w:t>To support testing the use cases of the transpiler program, the authors utilized data from EIA Form 860 (provided by the Energy Information Authority – EIA</w:t>
+      </w:r>
+      <w:r>
+        <w:t>).</w:t>
+      </w:r>
+      <w:r>
+        <w:t xml:space="preserve"> EIA</w:t>
       </w:r>
       <w:r>
         <w:t xml:space="preserve"> </w:t>
       </w:r>
       <w:r>
-        <w:fldChar w:fldCharType="begin"/>
-      </w:r>
-      <w:r>
-        <w:instrText xml:space="preserve"> REF _Ref239854979 \h  \* MERGEFORMAT </w:instrText>
-      </w:r>
-      <w:r>
-        <w:fldChar w:fldCharType="separate"/>
-      </w:r>
-      <w:r>
-        <w:t>Figure 3</w:t>
-      </w:r>
-      <w:r>
-        <w:fldChar w:fldCharType="end"/>
-      </w:r>
-      <w:r>
-        <w:t xml:space="preserve"> illustrates the </w:t>
-      </w:r>
-      <w:r>
-        <w:t xml:space="preserve">process of </w:t>
-      </w:r>
-      <w:proofErr w:type="spellStart"/>
-      <w:r>
-        <w:t>transpiling</w:t>
-      </w:r>
-      <w:proofErr w:type="spellEnd"/>
-      <w:r>
-        <w:t xml:space="preserve"> monitor language code into valid SAS code.</w:t>
-      </w:r>
-      <w:r>
-        <w:t xml:space="preserve"> In addition to producing a SAS output file, the transpiler program also produces error log and warning log files that help the user determine if there are issues with their </w:t>
-      </w:r>
-      <w:proofErr w:type="spellStart"/>
-      <w:r>
-        <w:t>Mlang</w:t>
-      </w:r>
-      <w:proofErr w:type="spellEnd"/>
-      <w:r>
-        <w:t xml:space="preserve"> logic.</w:t>
-      </w:r>
-    </w:p>
-    <w:p>
-      <w:r>
-        <w:t xml:space="preserve">Other researchers have investigated programmatically analyzing SAS syntax before. </w:t>
-      </w:r>
-      <w:proofErr w:type="spellStart"/>
-      <w:r>
-        <w:t>Khorlo</w:t>
-      </w:r>
-      <w:proofErr w:type="spellEnd"/>
-      <w:r>
-        <w:t xml:space="preserve"> has </w:t>
-      </w:r>
-      <w:r>
-        <w:t xml:space="preserve">rigorously </w:t>
-      </w:r>
-      <w:r>
-        <w:t xml:space="preserve">demonstrated the viability of </w:t>
-      </w:r>
-      <w:proofErr w:type="spellStart"/>
-      <w:r>
-        <w:t>transpiling</w:t>
-      </w:r>
-      <w:proofErr w:type="spellEnd"/>
-      <w:r>
-        <w:t xml:space="preserve"> SAS code into Lua (executable via PROC LUA) using ANTLR (Another Tool for Language Recognition – a parser generator built upon the JVM) [9] [10]. Our implementation builds upon this idea </w:t>
-      </w:r>
-      <w:r>
-        <w:t>from an alternate perspective</w:t>
-      </w:r>
-      <w:r>
-        <w:t xml:space="preserve">: compiling </w:t>
-      </w:r>
-      <w:proofErr w:type="gramStart"/>
-      <w:r>
-        <w:t>a custom</w:t>
-      </w:r>
-      <w:proofErr w:type="gramEnd"/>
-      <w:r>
-        <w:t xml:space="preserve"> grammar into SAS code.</w:t>
-      </w:r>
-    </w:p>
-    <w:p>
-      <w:r>
-        <w:t>To support testing the use cases of the transpiler program, the authors utilized data from EIA Form 860 (provided by the Energy Information Authority – EIA</w:t>
-      </w:r>
-      <w:r>
-        <w:t>).</w:t>
-      </w:r>
-      <w:r>
-        <w:t xml:space="preserve"> EIA</w:t>
-      </w:r>
-      <w:r>
-        <w:t xml:space="preserve"> </w:t>
-      </w:r>
-      <w:r>
         <w:t>provides a</w:t>
       </w:r>
       <w:r>
@@ -4241,7 +4337,6 @@
     </w:p>
     <w:p>
       <w:r>
-        <w:lastRenderedPageBreak/>
         <w:t xml:space="preserve">Data provided by EIA Form 860 includes useful parameters such as: </w:t>
       </w:r>
     </w:p>
@@ -4266,7 +4361,11 @@
         </w:numPr>
       </w:pPr>
       <w:r>
-        <w:t>Generation physical parameters (nameplate capacity, seasonal capacity, etc.)</w:t>
+        <w:lastRenderedPageBreak/>
+        <w:t>Generator</w:t>
+      </w:r>
+      <w:r>
+        <w:t xml:space="preserve"> physical parameters (nameplate capacity, seasonal capacity, etc.)</w:t>
       </w:r>
     </w:p>
     <w:p>
@@ -4287,7 +4386,19 @@
         <w:t xml:space="preserve"> fuel types and technology</w:t>
       </w:r>
       <w:r>
-        <w:t xml:space="preserve"> (e.g. Natural gas steam turbine, Natural gas combined cycle, etc.)</w:t>
+        <w:t xml:space="preserve"> (e.g. </w:t>
+      </w:r>
+      <w:r>
+        <w:t>natural</w:t>
+      </w:r>
+      <w:r>
+        <w:t xml:space="preserve"> gas steam turbine, </w:t>
+      </w:r>
+      <w:r>
+        <w:t>natural</w:t>
+      </w:r>
+      <w:r>
+        <w:t xml:space="preserve"> gas combined cycle, etc.)</w:t>
       </w:r>
     </w:p>
     <w:p>
@@ -4300,9 +4411,9 @@
           <w:noProof/>
         </w:rPr>
         <w:drawing>
-          <wp:inline distT="0" distB="0" distL="0" distR="0" wp14:anchorId="691DD34C" wp14:editId="2513B3E0">
-            <wp:extent cx="3987232" cy="3638550"/>
-            <wp:effectExtent l="19050" t="19050" r="13335" b="19050"/>
+          <wp:inline distT="0" distB="0" distL="0" distR="0" wp14:anchorId="691DD34C" wp14:editId="586F7D43">
+            <wp:extent cx="4304234" cy="3927830"/>
+            <wp:effectExtent l="19050" t="19050" r="20320" b="15875"/>
             <wp:docPr id="619660982" name="Picture 1"/>
             <wp:cNvGraphicFramePr>
               <a:graphicFrameLocks xmlns:a="http://schemas.openxmlformats.org/drawingml/2006/main" noChangeAspect="1"/>
@@ -4332,7 +4443,7 @@
                   <pic:spPr bwMode="auto">
                     <a:xfrm>
                       <a:off x="0" y="0"/>
-                      <a:ext cx="4015183" cy="3664057"/>
+                      <a:ext cx="4340919" cy="3961307"/>
                     </a:xfrm>
                     <a:prstGeom prst="rect">
                       <a:avLst/>
@@ -4420,23 +4531,29 @@
         </w:rPr>
         <w:t xml:space="preserve">. </w:t>
       </w:r>
-      <w:proofErr w:type="spellStart"/>
-      <w:r>
-        <w:rPr>
-          <w:i w:val="0"/>
-          <w:iCs w:val="0"/>
-          <w:color w:val="auto"/>
-        </w:rPr>
-        <w:t>Mlang</w:t>
-      </w:r>
-      <w:proofErr w:type="spellEnd"/>
-      <w:r>
-        <w:rPr>
-          <w:i w:val="0"/>
-          <w:iCs w:val="0"/>
-          <w:color w:val="auto"/>
-        </w:rPr>
-        <w:t xml:space="preserve"> Transpiler Architecture</w:t>
+      <w:r>
+        <w:rPr>
+          <w:i w:val="0"/>
+          <w:iCs w:val="0"/>
+          <w:color w:val="auto"/>
+        </w:rPr>
+        <w:t>MLang</w:t>
+      </w:r>
+      <w:r>
+        <w:rPr>
+          <w:i w:val="0"/>
+          <w:iCs w:val="0"/>
+          <w:color w:val="auto"/>
+        </w:rPr>
+        <w:t xml:space="preserve"> </w:t>
+      </w:r>
+      <w:r>
+        <w:rPr>
+          <w:i w:val="0"/>
+          <w:iCs w:val="0"/>
+          <w:color w:val="auto"/>
+        </w:rPr>
+        <w:t>Transpiler Architecture</w:t>
       </w:r>
     </w:p>
     <w:p>
@@ -4484,30 +4601,19 @@
       <w:r>
         <w:t xml:space="preserve"> the </w:t>
       </w:r>
-      <w:proofErr w:type="spellStart"/>
       <w:r>
         <w:rPr>
           <w:i/>
           <w:iCs/>
         </w:rPr>
-        <w:t>autocall</w:t>
-      </w:r>
-      <w:proofErr w:type="spellEnd"/>
-      <w:r>
-        <w:rPr>
-          <w:i/>
-          <w:iCs/>
-        </w:rPr>
-        <w:t xml:space="preserve"> </w:t>
+        <w:t xml:space="preserve">autocall </w:t>
       </w:r>
       <w:r>
         <w:t xml:space="preserve">feature in SAS, explicitly setting up support code for </w:t>
       </w:r>
-      <w:proofErr w:type="spellStart"/>
-      <w:r>
-        <w:t>Mlang</w:t>
-      </w:r>
-      <w:proofErr w:type="spellEnd"/>
+      <w:r>
+        <w:t>MLang</w:t>
+      </w:r>
       <w:r>
         <w:t xml:space="preserve">. </w:t>
       </w:r>
@@ -4675,7 +4781,16 @@
         <w:fldChar w:fldCharType="end"/>
       </w:r>
       <w:r>
-        <w:t xml:space="preserve"> show the results of performing a “tag search”, </w:t>
+        <w:t xml:space="preserve"> show the results of performing a “tag search</w:t>
+      </w:r>
+      <w:r>
+        <w:t>,</w:t>
+      </w:r>
+      <w:r>
+        <w:t>”</w:t>
+      </w:r>
+      <w:r>
+        <w:t xml:space="preserve"> </w:t>
       </w:r>
       <w:r>
         <w:t xml:space="preserve">querying </w:t>
@@ -4693,9 +4808,9 @@
           <w:noProof/>
         </w:rPr>
         <w:drawing>
-          <wp:inline distT="0" distB="0" distL="0" distR="0" wp14:anchorId="1E630C43" wp14:editId="52863CB0">
-            <wp:extent cx="5928881" cy="1790700"/>
-            <wp:effectExtent l="19050" t="19050" r="15240" b="19050"/>
+          <wp:inline distT="0" distB="0" distL="0" distR="0" wp14:anchorId="1E630C43" wp14:editId="00B308B9">
+            <wp:extent cx="5943600" cy="2036521"/>
+            <wp:effectExtent l="19050" t="19050" r="19050" b="20955"/>
             <wp:docPr id="1036481042" name="Picture 1"/>
             <wp:cNvGraphicFramePr>
               <a:graphicFrameLocks xmlns:a="http://schemas.openxmlformats.org/drawingml/2006/main" noChangeAspect="1"/>
@@ -4716,7 +4831,7 @@
                   <pic:spPr>
                     <a:xfrm>
                       <a:off x="0" y="0"/>
-                      <a:ext cx="5938585" cy="1793631"/>
+                      <a:ext cx="5996214" cy="2054549"/>
                     </a:xfrm>
                     <a:prstGeom prst="rect">
                       <a:avLst/>
@@ -4934,7 +5049,31 @@
     </w:p>
     <w:p>
       <w:r>
-        <w:t xml:space="preserve">Another area that is still actively being developed as part of a future dissertation is the creation of visualizations and evaluation of market metrics. Appendix C displays two graphs produced that evaluate the Herfindahl-Hirschman Index (HHI) of SPP’s market as a function of generator nameplate capacity. In other words, they </w:t>
+        <w:t xml:space="preserve">Another </w:t>
+      </w:r>
+      <w:r>
+        <w:t>set of features</w:t>
+      </w:r>
+      <w:r>
+        <w:t xml:space="preserve"> that </w:t>
+      </w:r>
+      <w:r>
+        <w:t xml:space="preserve">are </w:t>
+      </w:r>
+      <w:r>
+        <w:t xml:space="preserve">still actively being developed </w:t>
+      </w:r>
+      <w:r>
+        <w:t>is the</w:t>
+      </w:r>
+      <w:r>
+        <w:t xml:space="preserve"> </w:t>
+      </w:r>
+      <w:r>
+        <w:t>generation</w:t>
+      </w:r>
+      <w:r>
+        <w:t xml:space="preserve"> of visualizations and evaluation of market metrics. Appendix C displays two graphs produced that evaluate the Herfindahl-Hirschman Index (HHI) of SPP’s market as a function of generator nameplate capacity. In other words, they </w:t>
       </w:r>
       <w:r>
         <w:t>depict market concentration</w:t>
@@ -4957,24 +5096,102 @@
         <w:t>In both cases (</w:t>
       </w:r>
       <w:r>
+        <w:t xml:space="preserve">see </w:t>
+      </w:r>
+      <w:r>
+        <w:t xml:space="preserve">utility and plant level capacity visualizations in </w:t>
+      </w:r>
+      <w:r>
+        <w:t>Appendix C</w:t>
+      </w:r>
+      <w:r>
+        <w:t>), the HHI (274.7 and 63.3, respectively) is well below 1,</w:t>
+      </w:r>
+      <w:r>
+        <w:t>0</w:t>
+      </w:r>
+      <w:r>
+        <w:t>00</w:t>
+      </w:r>
+      <w:r>
+        <w:rPr>
+          <w:rStyle w:val="FootnoteReference"/>
+        </w:rPr>
+        <w:footnoteReference w:id="10"/>
+      </w:r>
+      <w:r>
+        <w:t>, indicating a reasonably unconcentrated market.</w:t>
+      </w:r>
+      <w:r>
+        <w:t xml:space="preserve"> This HHI analysis was produced using the same SODA environment and test data sets as the </w:t>
+      </w:r>
+      <w:r>
+        <w:t>MLang</w:t>
+      </w:r>
+      <w:r>
+        <w:t xml:space="preserve"> </w:t>
+      </w:r>
+      <w:r>
+        <w:t>proof of concept</w:t>
+      </w:r>
+      <w:r>
+        <w:t xml:space="preserve"> uses, but the code is still being integrated into the system. </w:t>
+      </w:r>
+    </w:p>
+    <w:p>
+      <w:pPr>
+        <w:pStyle w:val="Heading3"/>
+      </w:pPr>
+      <w:r>
+        <w:t>Data Quality Checks</w:t>
+      </w:r>
+    </w:p>
+    <w:p>
+      <w:r>
+        <w:t xml:space="preserve">In addition to </w:t>
+      </w:r>
+      <w:r>
+        <w:t>producing the SAS code</w:t>
+      </w:r>
+      <w:r>
+        <w:t xml:space="preserve">, the transpiler also performs </w:t>
+      </w:r>
+      <w:r>
+        <w:t>multiple</w:t>
+      </w:r>
+      <w:r>
+        <w:t xml:space="preserve"> data quality checks</w:t>
+      </w:r>
+      <w:r>
+        <w:t xml:space="preserve"> on the </w:t>
+      </w:r>
+      <w:r>
+        <w:t>user</w:t>
+      </w:r>
+      <w:r>
+        <w:t>-</w:t>
+      </w:r>
+      <w:r>
+        <w:t xml:space="preserve">provided input files. </w:t>
+      </w:r>
+      <w:r>
         <w:fldChar w:fldCharType="begin"/>
       </w:r>
       <w:r>
-        <w:instrText xml:space="preserve"> REF _Ref240035194 \h </w:instrText>
-      </w:r>
-      <w:r>
-        <w:instrText xml:space="preserve"> \* MERGEFORMAT </w:instrText>
+        <w:instrText xml:space="preserve"> REF _Ref239771872 \h  \* MERGEFORMAT </w:instrText>
       </w:r>
       <w:r>
         <w:fldChar w:fldCharType="separate"/>
       </w:r>
       <w:r>
-        <w:t>Figure 9</w:t>
+        <w:t xml:space="preserve">Figure </w:t>
+      </w:r>
+      <w:r>
+        <w:t>7</w:t>
       </w:r>
       <w:r>
         <w:fldChar w:fldCharType="end"/>
       </w:r>
-      <w:fldSimple w:instr=" REF _Ref239855578 \h  \* MERGEFORMAT "/>
       <w:r>
         <w:t xml:space="preserve"> and </w:t>
       </w:r>
@@ -4982,7 +5199,7 @@
         <w:fldChar w:fldCharType="begin"/>
       </w:r>
       <w:r>
-        <w:instrText xml:space="preserve"> REF _Ref239855583 \h  \* MERGEFORMAT </w:instrText>
+        <w:instrText xml:space="preserve"> REF _Ref239771881 \h  \* MERGEFORMAT </w:instrText>
       </w:r>
       <w:r>
         <w:fldChar w:fldCharType="separate"/>
@@ -4991,115 +5208,22 @@
         <w:t xml:space="preserve">Figure </w:t>
       </w:r>
       <w:r>
-        <w:t>10</w:t>
+        <w:t>8</w:t>
       </w:r>
       <w:r>
         <w:fldChar w:fldCharType="end"/>
       </w:r>
       <w:r>
-        <w:t>), the HHI (274.7 and 63.3, respectively) is well below 1,</w:t>
-      </w:r>
-      <w:r>
-        <w:t>0</w:t>
-      </w:r>
-      <w:r>
-        <w:t>00</w:t>
-      </w:r>
-      <w:r>
-        <w:rPr>
-          <w:rStyle w:val="FootnoteReference"/>
-        </w:rPr>
-        <w:footnoteReference w:id="10"/>
-      </w:r>
-      <w:r>
-        <w:t>, indicating a reasonably unconcentrated market.</w:t>
-      </w:r>
-      <w:r>
-        <w:t xml:space="preserve"> This HHI analysis was produced using the same SODA environment and test data sets as the </w:t>
-      </w:r>
-      <w:proofErr w:type="spellStart"/>
-      <w:r>
-        <w:t>Mlang</w:t>
-      </w:r>
-      <w:proofErr w:type="spellEnd"/>
-      <w:r>
-        <w:t xml:space="preserve"> proof-of-concept uses, but the code is still being integrated into the system. </w:t>
-      </w:r>
-    </w:p>
-    <w:p>
-      <w:pPr>
-        <w:pStyle w:val="Heading3"/>
-      </w:pPr>
-      <w:r>
-        <w:t>Data Quality Checks</w:t>
-      </w:r>
-    </w:p>
-    <w:p>
-      <w:r>
-        <w:t xml:space="preserve">In addition to </w:t>
-      </w:r>
-      <w:r>
-        <w:t>producing the SAS code</w:t>
-      </w:r>
-      <w:r>
-        <w:t xml:space="preserve">, the transpiler also performs </w:t>
-      </w:r>
-      <w:r>
-        <w:t>multiple</w:t>
-      </w:r>
-      <w:r>
-        <w:t xml:space="preserve"> data quality checks</w:t>
-      </w:r>
-      <w:r>
-        <w:t xml:space="preserve"> on the </w:t>
-      </w:r>
-      <w:r>
-        <w:t>user provided input files. These checks help the user prepare their input data prior to loading into SAS (as a debugging aid). The currently supported quality checks include</w:t>
-      </w:r>
-      <w:r>
-        <w:t xml:space="preserve">. </w:t>
-      </w:r>
-      <w:r>
-        <w:fldChar w:fldCharType="begin"/>
-      </w:r>
-      <w:r>
-        <w:instrText xml:space="preserve"> REF _Ref239771872 \h  \* MERGEFORMAT </w:instrText>
-      </w:r>
-      <w:r>
-        <w:fldChar w:fldCharType="separate"/>
-      </w:r>
-      <w:r>
-        <w:t xml:space="preserve">Figure </w:t>
-      </w:r>
-      <w:r>
-        <w:t>7</w:t>
-      </w:r>
-      <w:r>
-        <w:fldChar w:fldCharType="end"/>
-      </w:r>
-      <w:r>
-        <w:t xml:space="preserve"> and </w:t>
-      </w:r>
-      <w:r>
-        <w:fldChar w:fldCharType="begin"/>
-      </w:r>
-      <w:r>
-        <w:instrText xml:space="preserve"> REF _Ref239771881 \h  \* MERGEFORMAT </w:instrText>
-      </w:r>
-      <w:r>
-        <w:fldChar w:fldCharType="separate"/>
-      </w:r>
-      <w:r>
-        <w:t xml:space="preserve">Figure </w:t>
-      </w:r>
-      <w:r>
-        <w:t>8</w:t>
-      </w:r>
-      <w:r>
-        <w:fldChar w:fldCharType="end"/>
-      </w:r>
-      <w:r>
-        <w:t xml:space="preserve"> display error log snippets from a sample transpiler run. </w:t>
+        <w:t xml:space="preserve"> display error log snippets from a sample transpiler run.</w:t>
+      </w:r>
+      <w:r>
+        <w:t xml:space="preserve"> </w:t>
+      </w:r>
+      <w:r>
+        <w:t>These checks help the user prepare their input data prior to loading into SAS (as a debugging aid). The currently supported quality checks include</w:t>
+      </w:r>
+      <w:r>
+        <w:t xml:space="preserve"> the following: </w:t>
       </w:r>
     </w:p>
     <w:p>
@@ -5348,11 +5472,9 @@
       <w:r>
         <w:t xml:space="preserve">[source-type] – Does </w:t>
       </w:r>
-      <w:proofErr w:type="spellStart"/>
-      <w:r>
-        <w:t>Mlang</w:t>
-      </w:r>
-      <w:proofErr w:type="spellEnd"/>
+      <w:r>
+        <w:t>MLang</w:t>
+      </w:r>
       <w:r>
         <w:t xml:space="preserve"> support the input source type (e.g. CSV)?</w:t>
       </w:r>
@@ -5647,32 +5769,25 @@
     </w:p>
     <w:p>
       <w:r>
-        <w:t xml:space="preserve">This paper presents </w:t>
-      </w:r>
-      <w:proofErr w:type="gramStart"/>
-      <w:r>
-        <w:t xml:space="preserve">a </w:t>
+        <w:t xml:space="preserve">This paper presents a </w:t>
       </w:r>
       <w:r>
         <w:t>basic</w:t>
       </w:r>
       <w:r>
-        <w:t xml:space="preserve"> foundation</w:t>
-      </w:r>
-      <w:proofErr w:type="gramEnd"/>
-      <w:r>
-        <w:t xml:space="preserve"> for translating a custom domain-specific language into valid SAS code. SAS is a powerful transpiler target for the “Monitor Language”, due to its built-in data management and reporting ecosystem. Currently, “</w:t>
-      </w:r>
-      <w:proofErr w:type="spellStart"/>
-      <w:r>
-        <w:t>M</w:t>
-      </w:r>
-      <w:r>
-        <w:t>lang</w:t>
-      </w:r>
-      <w:proofErr w:type="spellEnd"/>
-      <w:r>
-        <w:t xml:space="preserve">” supports a limited number of functions, mainly around data loading and error reporting. </w:t>
+        <w:t xml:space="preserve"> foundation for translating a custom</w:t>
+      </w:r>
+      <w:r>
+        <w:t xml:space="preserve">, market monitor-focused, </w:t>
+      </w:r>
+      <w:r>
+        <w:t xml:space="preserve">domain-specific language into valid SAS code. SAS is a powerful transpiler target for the “Monitor Language”, due to its built-in data management and reporting ecosystem. Currently, </w:t>
+      </w:r>
+      <w:r>
+        <w:t>MLang</w:t>
+      </w:r>
+      <w:r>
+        <w:t xml:space="preserve"> supports a limited number of functions, mainly around data loading and error reporting. </w:t>
       </w:r>
       <w:r>
         <w:t>Since the aim of this</w:t>
@@ -5740,7 +5855,13 @@
     </w:p>
     <w:p>
       <w:r>
-        <w:t>Given the identified limitations of this current approach, the authors believe that the following areas are possible opportunities for future work on this system</w:t>
+        <w:t xml:space="preserve">Given the identified limitations of this current approach, the authors believe that the following areas are </w:t>
+      </w:r>
+      <w:r>
+        <w:t>natural</w:t>
+      </w:r>
+      <w:r>
+        <w:t xml:space="preserve"> opportunities for future work on this system</w:t>
       </w:r>
       <w:r>
         <w:t>,</w:t>
@@ -5752,7 +5873,7 @@
         <w:t>ing</w:t>
       </w:r>
       <w:r>
-        <w:t xml:space="preserve"> (but are not limited to): </w:t>
+        <w:t xml:space="preserve"> (but not limited to): </w:t>
       </w:r>
     </w:p>
     <w:p>
@@ -5865,21 +5986,7 @@
         <w:rPr>
           <w:lang w:val="en-US"/>
         </w:rPr>
-        <w:t xml:space="preserve">[3] J. Wang, Y. Liu, P. Li, Z. Lin, S. </w:t>
-      </w:r>
-      <w:proofErr w:type="spellStart"/>
-      <w:r>
-        <w:rPr>
-          <w:lang w:val="en-US"/>
-        </w:rPr>
-        <w:t>Sindakis</w:t>
-      </w:r>
-      <w:proofErr w:type="spellEnd"/>
-      <w:r>
-        <w:rPr>
-          <w:lang w:val="en-US"/>
-        </w:rPr>
-        <w:t xml:space="preserve">, and S. Aggarwal, “Overview of Data Quality: Examining the Dimensions, Antecedents, and Impacts of Data Quality,” </w:t>
+        <w:t xml:space="preserve">[3] J. Wang, Y. Liu, P. Li, Z. Lin, S. Sindakis, and S. Aggarwal, “Overview of Data Quality: Examining the Dimensions, Antecedents, and Impacts of Data Quality,” </w:t>
       </w:r>
       <w:r>
         <w:rPr>
@@ -5947,16 +6054,11 @@
         <w:t>5</w:t>
       </w:r>
       <w:r>
-        <w:t xml:space="preserve">] M.-P. Cheong, D. Berleant, and G. </w:t>
-      </w:r>
-      <w:proofErr w:type="spellStart"/>
-      <w:r>
-        <w:t>Shebl</w:t>
+        <w:t>] M.-P. Cheong, D. Berleant, and G. Shebl</w:t>
       </w:r>
       <w:r>
         <w:t>é</w:t>
       </w:r>
-      <w:proofErr w:type="spellEnd"/>
       <w:r>
         <w:t>, “Information Gap Decision Theory as a tool for strategic bidding in competitive electricity markets,” Proceedings, 8</w:t>
       </w:r>
@@ -5990,15 +6092,7 @@
         <w:t xml:space="preserve">] </w:t>
       </w:r>
       <w:r>
-        <w:t xml:space="preserve">S. </w:t>
-      </w:r>
-      <w:proofErr w:type="spellStart"/>
-      <w:r>
-        <w:t>Chuenjitwongsa</w:t>
-      </w:r>
-      <w:proofErr w:type="spellEnd"/>
-      <w:r>
-        <w:t>, “How to: Conduct a Delphi Study,” </w:t>
+        <w:t>S. Chuenjitwongsa, “How to: Conduct a Delphi Study,” </w:t>
       </w:r>
       <w:r>
         <w:rPr>
@@ -6078,23 +6172,7 @@
     </w:p>
     <w:p>
       <w:r>
-        <w:t xml:space="preserve">[9] I. </w:t>
-      </w:r>
-      <w:proofErr w:type="spellStart"/>
-      <w:r>
-        <w:t>Khorlo</w:t>
-      </w:r>
-      <w:proofErr w:type="spellEnd"/>
-      <w:r>
-        <w:t xml:space="preserve">, "Automating Migration from the SAS® Macro Language to the LUA Procedure Using </w:t>
-      </w:r>
-      <w:proofErr w:type="spellStart"/>
-      <w:r>
-        <w:t>Transpiling</w:t>
-      </w:r>
-      <w:proofErr w:type="spellEnd"/>
-      <w:r>
-        <w:t xml:space="preserve">," in </w:t>
+        <w:t xml:space="preserve">[9] I. Khorlo, "Automating Migration from the SAS® Macro Language to the LUA Procedure Using Transpiling," in </w:t>
       </w:r>
       <w:r>
         <w:rPr>
@@ -6120,23 +6198,7 @@
         <w:t xml:space="preserve">[10] </w:t>
       </w:r>
       <w:r>
-        <w:t xml:space="preserve">I. </w:t>
-      </w:r>
-      <w:proofErr w:type="spellStart"/>
-      <w:r>
-        <w:t>Khorlo</w:t>
-      </w:r>
-      <w:proofErr w:type="spellEnd"/>
-      <w:r>
-        <w:t>, "</w:t>
-      </w:r>
-      <w:proofErr w:type="spellStart"/>
-      <w:r>
-        <w:t>SASLint</w:t>
-      </w:r>
-      <w:proofErr w:type="spellEnd"/>
-      <w:r>
-        <w:t xml:space="preserve">: A SAS® Program Checker," in </w:t>
+        <w:t xml:space="preserve">I. Khorlo, "SASLint: A SAS® Program Checker," in </w:t>
       </w:r>
       <w:r>
         <w:rPr>
@@ -6242,7 +6304,6 @@
       <w:r>
         <w:t>the Energy Information Authority (EIA</w:t>
       </w:r>
-      <w:proofErr w:type="gramStart"/>
       <w:r>
         <w:t>)</w:t>
       </w:r>
@@ -6250,11 +6311,16 @@
         <w:t xml:space="preserve"> </w:t>
       </w:r>
       <w:r>
-        <w:t>for</w:t>
-      </w:r>
-      <w:proofErr w:type="gramEnd"/>
-      <w:r>
-        <w:t xml:space="preserve"> providing </w:t>
+        <w:t xml:space="preserve">that </w:t>
+      </w:r>
+      <w:r>
+        <w:t>provid</w:t>
+      </w:r>
+      <w:r>
+        <w:t>ed</w:t>
+      </w:r>
+      <w:r>
+        <w:t xml:space="preserve"> </w:t>
       </w:r>
       <w:r>
         <w:t>sources</w:t>
@@ -6269,7 +6335,10 @@
         <w:t xml:space="preserve">which made </w:t>
       </w:r>
       <w:r>
-        <w:t>the construction and evaluation of this</w:t>
+        <w:t xml:space="preserve">the construction </w:t>
+      </w:r>
+      <w:r>
+        <w:t>of this</w:t>
       </w:r>
       <w:r>
         <w:t xml:space="preserve"> project possible.</w:t>
@@ -6409,7 +6478,13 @@
         <w:t xml:space="preserve">. </w:t>
       </w:r>
       <w:r>
-        <w:t>Additionally, Eric would like to acknowledge both Mark Rouse and Bartosz</w:t>
+        <w:t xml:space="preserve">Additionally, </w:t>
+      </w:r>
+      <w:r>
+        <w:t>author EG</w:t>
+      </w:r>
+      <w:r>
+        <w:t xml:space="preserve"> would like to acknowledge both Mark Rouse and Bartosz</w:t>
       </w:r>
       <w:r>
         <w:t xml:space="preserve"> “Bart”</w:t>
@@ -6417,28 +6492,20 @@
       <w:r>
         <w:t xml:space="preserve"> </w:t>
       </w:r>
-      <w:proofErr w:type="spellStart"/>
       <w:r>
         <w:t>Jabłoński</w:t>
       </w:r>
-      <w:proofErr w:type="spellEnd"/>
       <w:r>
         <w:t xml:space="preserve"> </w:t>
       </w:r>
       <w:r>
-        <w:t xml:space="preserve">for inspiring excitement within him </w:t>
-      </w:r>
-      <w:r>
-        <w:t>for</w:t>
-      </w:r>
-      <w:r>
-        <w:t xml:space="preserve"> </w:t>
-      </w:r>
-      <w:r>
-        <w:t xml:space="preserve">learning </w:t>
-      </w:r>
-      <w:r>
-        <w:t>SAS.</w:t>
+        <w:t xml:space="preserve">for inspiring </w:t>
+      </w:r>
+      <w:r>
+        <w:t>discussions and motivating the use of SAS</w:t>
+      </w:r>
+      <w:r>
+        <w:t>.</w:t>
       </w:r>
     </w:p>
     <w:p>
@@ -6489,44 +6556,27 @@
       </w:r>
       <w:r>
         <w:br/>
-        <w:t>UA Little Rock – Department of Information Science</w:t>
+        <w:t xml:space="preserve">UA Little Rock – </w:t>
+      </w:r>
+      <w:r>
+        <w:t>School of Computer and Information Science</w:t>
       </w:r>
       <w:r>
         <w:br/>
-        <w:t>{</w:t>
-      </w:r>
-      <w:proofErr w:type="spellStart"/>
-      <w:r>
-        <w:t>ecgrasby</w:t>
-      </w:r>
-      <w:proofErr w:type="spellEnd"/>
-      <w:r>
-        <w:t xml:space="preserve">, </w:t>
-      </w:r>
-      <w:proofErr w:type="spellStart"/>
-      <w:r>
-        <w:t>jdberleant</w:t>
-      </w:r>
-      <w:proofErr w:type="spellEnd"/>
-      <w:r>
-        <w:t>}</w:t>
+        <w:t>{ecgrasby, jdberleant}</w:t>
       </w:r>
       <w:r>
         <w:t xml:space="preserve"> (at) </w:t>
       </w:r>
-      <w:proofErr w:type="spellStart"/>
       <w:r>
         <w:t>ualr</w:t>
       </w:r>
-      <w:proofErr w:type="spellEnd"/>
       <w:r>
         <w:t xml:space="preserve"> (dot) </w:t>
       </w:r>
-      <w:proofErr w:type="spellStart"/>
       <w:r>
         <w:t>edu</w:t>
       </w:r>
-      <w:proofErr w:type="spellEnd"/>
     </w:p>
     <w:p>
       <w:pPr>
@@ -6559,11 +6609,9 @@
       <w:r>
         <w:t xml:space="preserve">(at) </w:t>
       </w:r>
-      <w:proofErr w:type="spellStart"/>
       <w:r>
         <w:t>ochotonaanalytics</w:t>
       </w:r>
-      <w:proofErr w:type="spellEnd"/>
       <w:r>
         <w:t xml:space="preserve"> (dot) </w:t>
       </w:r>
@@ -6646,11 +6694,9 @@
       <w:r>
         <w:t>Appendix B – Basic Monitor Language (</w:t>
       </w:r>
-      <w:proofErr w:type="spellStart"/>
-      <w:r>
-        <w:t>Mlang</w:t>
-      </w:r>
-      <w:proofErr w:type="spellEnd"/>
+      <w:r>
+        <w:t>MLang</w:t>
+      </w:r>
       <w:r>
         <w:t>) Program</w:t>
       </w:r>
@@ -6691,10 +6737,10 @@
             <v:path o:extrusionok="f" gradientshapeok="t" o:connecttype="rect"/>
             <o:lock v:ext="edit" aspectratio="t"/>
           </v:shapetype>
-          <v:shape id="_x0000_i1028" type="#_x0000_t75" style="width:446.4pt;height:582.9pt" o:ole="">
+          <v:shape id="_x0000_i1025" type="#_x0000_t75" style="width:446.4pt;height:582.9pt" o:ole="">
             <v:imagedata r:id="rId33" o:title=""/>
           </v:shape>
-          <o:OLEObject Type="Embed" ProgID="Word.OpenDocumentText.12" ShapeID="_x0000_i1028" DrawAspect="Content" ObjectID="_1850649236" r:id="rId34"/>
+          <o:OLEObject Type="Embed" ProgID="Word.OpenDocumentText.12" ShapeID="_x0000_i1025" DrawAspect="Content" ObjectID="_1850919947" r:id="rId34"/>
         </w:object>
       </w:r>
     </w:p>
@@ -6703,10 +6749,10 @@
     <w:p>
       <w:r>
         <w:object w:dxaOrig="9360" w:dyaOrig="9074" w14:anchorId="2F16B835">
-          <v:shape id="_x0000_i1031" type="#_x0000_t75" style="width:468.3pt;height:456.2pt" o:ole="">
+          <v:shape id="_x0000_i1028" type="#_x0000_t75" style="width:468.3pt;height:456.2pt" o:ole="">
             <v:imagedata r:id="rId35" o:title=""/>
           </v:shape>
-          <o:OLEObject Type="Embed" ProgID="Word.OpenDocumentText.12" ShapeID="_x0000_i1031" DrawAspect="Content" ObjectID="_1850649237" r:id="rId36"/>
+          <o:OLEObject Type="Embed" ProgID="Word.OpenDocumentText.12" ShapeID="_x0000_i1028" DrawAspect="Content" ObjectID="_1850919948" r:id="rId36"/>
         </w:object>
       </w:r>
     </w:p>
@@ -6810,75 +6856,6 @@
     </w:p>
     <w:p>
       <w:pPr>
-        <w:pStyle w:val="Caption"/>
-        <w:jc w:val="center"/>
-        <w:rPr>
-          <w:i w:val="0"/>
-          <w:iCs w:val="0"/>
-          <w:color w:val="auto"/>
-        </w:rPr>
-      </w:pPr>
-      <w:bookmarkStart w:id="28" w:name="_Ref240035194"/>
-      <w:r>
-        <w:rPr>
-          <w:i w:val="0"/>
-          <w:iCs w:val="0"/>
-          <w:color w:val="auto"/>
-        </w:rPr>
-        <w:t xml:space="preserve">Figure </w:t>
-      </w:r>
-      <w:r>
-        <w:rPr>
-          <w:i w:val="0"/>
-          <w:iCs w:val="0"/>
-          <w:color w:val="auto"/>
-        </w:rPr>
-        <w:fldChar w:fldCharType="begin"/>
-      </w:r>
-      <w:r>
-        <w:rPr>
-          <w:i w:val="0"/>
-          <w:iCs w:val="0"/>
-          <w:color w:val="auto"/>
-        </w:rPr>
-        <w:instrText xml:space="preserve"> SEQ Figure \* ARABIC </w:instrText>
-      </w:r>
-      <w:r>
-        <w:rPr>
-          <w:i w:val="0"/>
-          <w:iCs w:val="0"/>
-          <w:color w:val="auto"/>
-        </w:rPr>
-        <w:fldChar w:fldCharType="separate"/>
-      </w:r>
-      <w:r>
-        <w:rPr>
-          <w:i w:val="0"/>
-          <w:iCs w:val="0"/>
-          <w:color w:val="auto"/>
-        </w:rPr>
-        <w:t>9</w:t>
-      </w:r>
-      <w:r>
-        <w:rPr>
-          <w:i w:val="0"/>
-          <w:iCs w:val="0"/>
-          <w:color w:val="auto"/>
-        </w:rPr>
-        <w:fldChar w:fldCharType="end"/>
-      </w:r>
-      <w:bookmarkEnd w:id="28"/>
-      <w:r>
-        <w:rPr>
-          <w:i w:val="0"/>
-          <w:iCs w:val="0"/>
-          <w:color w:val="auto"/>
-        </w:rPr>
-        <w:t>. Utility-level HHI as a function of nameplate capacity</w:t>
-      </w:r>
-    </w:p>
-    <w:p>
-      <w:pPr>
         <w:keepNext/>
         <w:jc w:val="center"/>
       </w:pPr>
@@ -6939,77 +6916,6 @@
         </w:drawing>
       </w:r>
     </w:p>
-    <w:p>
-      <w:pPr>
-        <w:pStyle w:val="Caption"/>
-        <w:jc w:val="center"/>
-        <w:rPr>
-          <w:i w:val="0"/>
-          <w:iCs w:val="0"/>
-          <w:color w:val="auto"/>
-        </w:rPr>
-      </w:pPr>
-      <w:bookmarkStart w:id="29" w:name="_Ref239855583"/>
-      <w:r>
-        <w:rPr>
-          <w:i w:val="0"/>
-          <w:iCs w:val="0"/>
-          <w:color w:val="auto"/>
-        </w:rPr>
-        <w:t xml:space="preserve">Figure </w:t>
-      </w:r>
-      <w:r>
-        <w:rPr>
-          <w:i w:val="0"/>
-          <w:iCs w:val="0"/>
-          <w:color w:val="auto"/>
-        </w:rPr>
-        <w:fldChar w:fldCharType="begin"/>
-      </w:r>
-      <w:r>
-        <w:rPr>
-          <w:i w:val="0"/>
-          <w:iCs w:val="0"/>
-          <w:color w:val="auto"/>
-        </w:rPr>
-        <w:instrText xml:space="preserve"> SEQ Figure \* ARABIC </w:instrText>
-      </w:r>
-      <w:r>
-        <w:rPr>
-          <w:i w:val="0"/>
-          <w:iCs w:val="0"/>
-          <w:color w:val="auto"/>
-        </w:rPr>
-        <w:fldChar w:fldCharType="separate"/>
-      </w:r>
-      <w:r>
-        <w:rPr>
-          <w:i w:val="0"/>
-          <w:iCs w:val="0"/>
-          <w:noProof/>
-          <w:color w:val="auto"/>
-        </w:rPr>
-        <w:t>10</w:t>
-      </w:r>
-      <w:r>
-        <w:rPr>
-          <w:i w:val="0"/>
-          <w:iCs w:val="0"/>
-          <w:color w:val="auto"/>
-        </w:rPr>
-        <w:fldChar w:fldCharType="end"/>
-      </w:r>
-      <w:bookmarkEnd w:id="29"/>
-      <w:r>
-        <w:rPr>
-          <w:i w:val="0"/>
-          <w:iCs w:val="0"/>
-          <w:color w:val="auto"/>
-        </w:rPr>
-        <w:t>. Plant-level HHI as a function of nameplate capacity</w:t>
-      </w:r>
-    </w:p>
-    <w:p/>
     <w:sectPr>
       <w:footerReference w:type="even" r:id="rId39"/>
       <w:footerReference w:type="default" r:id="rId40"/>
@@ -7399,89 +7305,21 @@
       </w:pPr>
       <w:r>
         <w:rPr>
-          <w:sz w:val="18"/>
-          <w:szCs w:val="18"/>
-          <w:vertAlign w:val="superscript"/>
+          <w:rStyle w:val="FootnoteReference"/>
         </w:rPr>
         <w:footnoteRef/>
       </w:r>
       <w:r>
-        <w:rPr>
-          <w:sz w:val="18"/>
-          <w:szCs w:val="18"/>
-        </w:rPr>
-        <w:t xml:space="preserve"> The Energy Intermarket Surveillance Group (EISG) is the international, professional, conference of energy market monitors. EISG </w:t>
-      </w:r>
-      <w:r>
-        <w:rPr>
-          <w:sz w:val="18"/>
-          <w:szCs w:val="18"/>
-        </w:rPr>
-        <w:t xml:space="preserve">membership is determined </w:t>
-      </w:r>
-      <w:r>
-        <w:rPr>
-          <w:sz w:val="18"/>
-          <w:szCs w:val="18"/>
-        </w:rPr>
-        <w:t xml:space="preserve">by virtue of working for an MMU that </w:t>
-      </w:r>
-      <w:r>
-        <w:rPr>
-          <w:sz w:val="18"/>
-          <w:szCs w:val="18"/>
-        </w:rPr>
-        <w:t>is a</w:t>
-      </w:r>
-      <w:r>
-        <w:rPr>
-          <w:sz w:val="18"/>
-          <w:szCs w:val="18"/>
-        </w:rPr>
-        <w:t xml:space="preserve"> member of the EISG.</w:t>
-      </w:r>
-    </w:p>
-  </w:footnote>
-  <w:footnote w:id="5">
-    <w:p>
-      <w:pPr>
-        <w:pStyle w:val="FootnoteText"/>
-        <w:rPr>
-          <w:lang w:val="en-US"/>
-        </w:rPr>
-      </w:pPr>
-      <w:r>
-        <w:rPr>
-          <w:sz w:val="18"/>
-          <w:szCs w:val="18"/>
-          <w:vertAlign w:val="superscript"/>
-        </w:rPr>
-        <w:footnoteRef/>
-      </w:r>
-      <w:r>
-        <w:rPr>
-          <w:sz w:val="18"/>
-          <w:szCs w:val="18"/>
-        </w:rPr>
-        <w:t xml:space="preserve"> The research protocol for this Delphi study was approved by the UA Little Rock Institutional Review Board. The research protocol and copy of the waiver of informed consent can be found in </w:t>
+        <w:t xml:space="preserve"> </w:t>
+      </w:r>
+      <w:r>
+        <w:rPr>
+          <w:sz w:val="18"/>
+          <w:szCs w:val="18"/>
+        </w:rPr>
+        <w:t xml:space="preserve">The research protocol for this Delphi study was approved by the UA Little Rock Institutional Review Board. The research protocol and copy of the waiver of informed consent can be found in this GitHub repository: </w:t>
       </w:r>
       <w:hyperlink r:id="rId1" w:history="1">
-        <w:r>
-          <w:rPr>
-            <w:sz w:val="18"/>
-            <w:szCs w:val="18"/>
-          </w:rPr>
-          <w:t>this</w:t>
-        </w:r>
-      </w:hyperlink>
-      <w:r>
-        <w:rPr>
-          <w:sz w:val="18"/>
-          <w:szCs w:val="18"/>
-        </w:rPr>
-        <w:t xml:space="preserve"> GitHub repository: </w:t>
-      </w:r>
-      <w:hyperlink r:id="rId2" w:history="1">
         <w:r>
           <w:rPr>
             <w:rStyle w:val="Hyperlink"/>
@@ -7493,11 +7331,63 @@
       </w:hyperlink>
       <w:r>
         <w:rPr>
-          <w:rStyle w:val="Hyperlink"/>
           <w:sz w:val="18"/>
           <w:szCs w:val="18"/>
         </w:rPr>
         <w:t>.</w:t>
+      </w:r>
+    </w:p>
+  </w:footnote>
+  <w:footnote w:id="5">
+    <w:p>
+      <w:pPr>
+        <w:pStyle w:val="FootnoteText"/>
+        <w:rPr>
+          <w:lang w:val="en-US"/>
+        </w:rPr>
+      </w:pPr>
+      <w:r>
+        <w:rPr>
+          <w:sz w:val="18"/>
+          <w:szCs w:val="18"/>
+          <w:vertAlign w:val="superscript"/>
+        </w:rPr>
+        <w:footnoteRef/>
+      </w:r>
+      <w:r>
+        <w:rPr>
+          <w:sz w:val="18"/>
+          <w:szCs w:val="18"/>
+        </w:rPr>
+        <w:t xml:space="preserve"> The Energy Intermarket Surveillance Group (EISG) is the international, professional, conference of energy market monitors. EISG </w:t>
+      </w:r>
+      <w:r>
+        <w:rPr>
+          <w:sz w:val="18"/>
+          <w:szCs w:val="18"/>
+        </w:rPr>
+        <w:t xml:space="preserve">membership is determined </w:t>
+      </w:r>
+      <w:r>
+        <w:rPr>
+          <w:sz w:val="18"/>
+          <w:szCs w:val="18"/>
+        </w:rPr>
+        <w:t xml:space="preserve">by virtue of working for an MMU that </w:t>
+      </w:r>
+      <w:r>
+        <w:rPr>
+          <w:sz w:val="18"/>
+          <w:szCs w:val="18"/>
+        </w:rPr>
+        <w:t>is a</w:t>
+      </w:r>
+      <w:r>
+        <w:rPr>
+          <w:sz w:val="18"/>
+          <w:szCs w:val="18"/>
+        </w:rPr>
+        <w:t xml:space="preserve"> member of the EISG.</w:t>
       </w:r>
     </w:p>
   </w:footnote>
@@ -7577,7 +7467,21 @@
           <w:sz w:val="18"/>
           <w:szCs w:val="18"/>
         </w:rPr>
-        <w:t>), so those that chose (Management) are also represented by other roles that they once performed.</w:t>
+        <w:t>)</w:t>
+      </w:r>
+      <w:r>
+        <w:rPr>
+          <w:sz w:val="18"/>
+          <w:szCs w:val="18"/>
+        </w:rPr>
+        <w:t>; multiple roles may be represented by the same participant</w:t>
+      </w:r>
+      <w:r>
+        <w:rPr>
+          <w:sz w:val="18"/>
+          <w:szCs w:val="18"/>
+        </w:rPr>
+        <w:t>.</w:t>
       </w:r>
     </w:p>
   </w:footnote>
@@ -7641,41 +7545,30 @@
         </w:rPr>
         <w:t xml:space="preserve">This is sourced from </w:t>
       </w:r>
-      <w:proofErr w:type="spellStart"/>
-      <w:r>
-        <w:rPr>
+      <w:r>
+        <w:rPr>
+          <w:rFonts w:ascii="Courier New" w:hAnsi="Courier New" w:cs="Courier New"/>
           <w:sz w:val="18"/>
           <w:szCs w:val="18"/>
           <w:lang w:val="en-US"/>
         </w:rPr>
         <w:t>search_tags.sas.tpl</w:t>
       </w:r>
-      <w:proofErr w:type="spellEnd"/>
       <w:r>
         <w:rPr>
           <w:sz w:val="18"/>
           <w:szCs w:val="18"/>
           <w:lang w:val="en-US"/>
         </w:rPr>
-        <w:t xml:space="preserve">, a template file for querying SAS data sets and/or field names that are tagged with a particular user-defined tag in </w:t>
-      </w:r>
-      <w:proofErr w:type="spellStart"/>
+        <w:t>, a template file for querying SAS data sets and/or field names that are tagged with a particular user-defined tag in Mlang (using SAS Extended Attributes)</w:t>
+      </w:r>
       <w:r>
         <w:rPr>
           <w:sz w:val="18"/>
           <w:szCs w:val="18"/>
           <w:lang w:val="en-US"/>
         </w:rPr>
-        <w:t>Mlang</w:t>
-      </w:r>
-      <w:proofErr w:type="spellEnd"/>
-      <w:r>
-        <w:rPr>
-          <w:sz w:val="18"/>
-          <w:szCs w:val="18"/>
-          <w:lang w:val="en-US"/>
-        </w:rPr>
-        <w:t xml:space="preserve"> (using SAS Extended Attributes)</w:t>
+        <w:t>.</w:t>
       </w:r>
     </w:p>
   </w:footnote>
@@ -7726,7 +7619,7 @@
           <w:szCs w:val="18"/>
           <w:lang w:val="en-US"/>
         </w:rPr>
-        <w:t xml:space="preserve">(tokenization) and </w:t>
+        <w:t xml:space="preserve">and </w:t>
       </w:r>
       <w:r>
         <w:rPr>
@@ -7744,25 +7637,23 @@
           <w:szCs w:val="18"/>
           <w:lang w:val="en-US"/>
         </w:rPr>
-        <w:t xml:space="preserve">refer to distinct operations in computer science for working with text. A </w:t>
-      </w:r>
-      <w:proofErr w:type="spellStart"/>
+        <w:t xml:space="preserve">refer to operations in </w:t>
+      </w:r>
       <w:r>
         <w:rPr>
           <w:sz w:val="18"/>
           <w:szCs w:val="18"/>
           <w:lang w:val="en-US"/>
         </w:rPr>
-        <w:t>lexer</w:t>
-      </w:r>
-      <w:proofErr w:type="spellEnd"/>
+        <w:t>compiler design</w:t>
+      </w:r>
       <w:r>
         <w:rPr>
           <w:sz w:val="18"/>
           <w:szCs w:val="18"/>
           <w:lang w:val="en-US"/>
         </w:rPr>
-        <w:t xml:space="preserve"> takes an input string and </w:t>
+        <w:t xml:space="preserve"> for working with </w:t>
       </w:r>
       <w:r>
         <w:rPr>
@@ -7770,7 +7661,7 @@
           <w:szCs w:val="18"/>
           <w:lang w:val="en-US"/>
         </w:rPr>
-        <w:t>splits it</w:t>
+        <w:t>source code</w:t>
       </w:r>
       <w:r>
         <w:rPr>
@@ -7778,7 +7669,7 @@
           <w:szCs w:val="18"/>
           <w:lang w:val="en-US"/>
         </w:rPr>
-        <w:t xml:space="preserve"> based up</w:t>
+        <w:t xml:space="preserve">. A lexer takes an </w:t>
       </w:r>
       <w:r>
         <w:rPr>
@@ -7786,7 +7677,39 @@
           <w:szCs w:val="18"/>
           <w:lang w:val="en-US"/>
         </w:rPr>
-        <w:t xml:space="preserve">on a delimiter (usually a whitespace character) into atomic </w:t>
+        <w:t xml:space="preserve">input list of tokens </w:t>
+      </w:r>
+      <w:r>
+        <w:rPr>
+          <w:sz w:val="18"/>
+          <w:szCs w:val="18"/>
+          <w:lang w:val="en-US"/>
+        </w:rPr>
+        <w:t xml:space="preserve">and tags </w:t>
+      </w:r>
+      <w:r>
+        <w:rPr>
+          <w:sz w:val="18"/>
+          <w:szCs w:val="18"/>
+          <w:lang w:val="en-US"/>
+        </w:rPr>
+        <w:t xml:space="preserve">those tokens </w:t>
+      </w:r>
+      <w:r>
+        <w:rPr>
+          <w:sz w:val="18"/>
+          <w:szCs w:val="18"/>
+          <w:lang w:val="en-US"/>
+        </w:rPr>
+        <w:t xml:space="preserve">as </w:t>
+      </w:r>
+      <w:r>
+        <w:rPr>
+          <w:sz w:val="18"/>
+          <w:szCs w:val="18"/>
+          <w:lang w:val="en-US"/>
+        </w:rPr>
+        <w:t xml:space="preserve">atomic </w:t>
       </w:r>
       <w:r>
         <w:rPr>
@@ -7796,49 +7719,7 @@
           <w:szCs w:val="18"/>
           <w:lang w:val="en-US"/>
         </w:rPr>
-        <w:t xml:space="preserve">lexemes </w:t>
-      </w:r>
-      <w:r>
-        <w:rPr>
-          <w:sz w:val="18"/>
-          <w:szCs w:val="18"/>
-          <w:lang w:val="en-US"/>
-        </w:rPr>
-        <w:t xml:space="preserve">(e.g. </w:t>
-      </w:r>
-      <w:r>
-        <w:rPr>
-          <w:rFonts w:ascii="Courier New" w:hAnsi="Courier New" w:cs="Courier New"/>
-          <w:sz w:val="18"/>
-          <w:szCs w:val="18"/>
-          <w:lang w:val="en-US"/>
-        </w:rPr>
-        <w:t>“Brenda was the best programmer amongst us”</w:t>
-      </w:r>
-      <w:r>
-        <w:rPr>
-          <w:sz w:val="18"/>
-          <w:szCs w:val="18"/>
-          <w:lang w:val="en-US"/>
-        </w:rPr>
-        <w:t xml:space="preserve"> would be “lexed” as : </w:t>
-      </w:r>
-      <w:r>
-        <w:rPr>
-          <w:rFonts w:ascii="Courier New" w:hAnsi="Courier New" w:cs="Courier New"/>
-          <w:sz w:val="18"/>
-          <w:szCs w:val="18"/>
-          <w:lang w:val="en-US"/>
-        </w:rPr>
-        <w:t>[“Brenda”, “was”, “the”, “best”, “programmer”, “amongst”, “us”]</w:t>
-      </w:r>
-      <w:r>
-        <w:rPr>
-          <w:sz w:val="18"/>
-          <w:szCs w:val="18"/>
-          <w:lang w:val="en-US"/>
-        </w:rPr>
-        <w:t xml:space="preserve">). </w:t>
+        <w:t>lexemes</w:t>
       </w:r>
       <w:r>
         <w:rPr>
@@ -7848,7 +7729,7 @@
           <w:szCs w:val="18"/>
           <w:lang w:val="en-US"/>
         </w:rPr>
-        <w:t xml:space="preserve">Parsing </w:t>
+        <w:t xml:space="preserve"> </w:t>
       </w:r>
       <w:r>
         <w:rPr>
@@ -7856,15 +7737,409 @@
           <w:szCs w:val="18"/>
           <w:lang w:val="en-US"/>
         </w:rPr>
-        <w:t xml:space="preserve">then takes this tokenized text and applies syntactic rules to </w:t>
-      </w:r>
-      <w:r>
-        <w:rPr>
+        <w:t xml:space="preserve">(e.g. </w:t>
+      </w:r>
+      <w:r>
+        <w:rPr>
+          <w:rFonts w:ascii="Courier New" w:hAnsi="Courier New" w:cs="Courier New"/>
           <w:sz w:val="18"/>
           <w:szCs w:val="18"/>
           <w:lang w:val="en-US"/>
         </w:rPr>
-        <w:t xml:space="preserve">it to develop a </w:t>
+        <w:t>[</w:t>
+      </w:r>
+      <w:r>
+        <w:rPr>
+          <w:rFonts w:ascii="Courier New" w:hAnsi="Courier New" w:cs="Courier New"/>
+          <w:sz w:val="18"/>
+          <w:szCs w:val="18"/>
+          <w:lang w:val="en-US"/>
+        </w:rPr>
+        <w:t>“Brenda</w:t>
+      </w:r>
+      <w:r>
+        <w:rPr>
+          <w:rFonts w:ascii="Courier New" w:hAnsi="Courier New" w:cs="Courier New"/>
+          <w:sz w:val="18"/>
+          <w:szCs w:val="18"/>
+          <w:lang w:val="en-US"/>
+        </w:rPr>
+        <w:t>”,</w:t>
+      </w:r>
+      <w:r>
+        <w:rPr>
+          <w:rFonts w:ascii="Courier New" w:hAnsi="Courier New" w:cs="Courier New"/>
+          <w:sz w:val="18"/>
+          <w:szCs w:val="18"/>
+          <w:lang w:val="en-US"/>
+        </w:rPr>
+        <w:t xml:space="preserve"> </w:t>
+      </w:r>
+      <w:r>
+        <w:rPr>
+          <w:rFonts w:ascii="Courier New" w:hAnsi="Courier New" w:cs="Courier New"/>
+          <w:sz w:val="18"/>
+          <w:szCs w:val="18"/>
+          <w:lang w:val="en-US"/>
+        </w:rPr>
+        <w:t>“</w:t>
+      </w:r>
+      <w:r>
+        <w:rPr>
+          <w:rFonts w:ascii="Courier New" w:hAnsi="Courier New" w:cs="Courier New"/>
+          <w:sz w:val="18"/>
+          <w:szCs w:val="18"/>
+          <w:lang w:val="en-US"/>
+        </w:rPr>
+        <w:t>was</w:t>
+      </w:r>
+      <w:r>
+        <w:rPr>
+          <w:rFonts w:ascii="Courier New" w:hAnsi="Courier New" w:cs="Courier New"/>
+          <w:sz w:val="18"/>
+          <w:szCs w:val="18"/>
+          <w:lang w:val="en-US"/>
+        </w:rPr>
+        <w:t>”,</w:t>
+      </w:r>
+      <w:r>
+        <w:rPr>
+          <w:rFonts w:ascii="Courier New" w:hAnsi="Courier New" w:cs="Courier New"/>
+          <w:sz w:val="18"/>
+          <w:szCs w:val="18"/>
+          <w:lang w:val="en-US"/>
+        </w:rPr>
+        <w:t xml:space="preserve"> </w:t>
+      </w:r>
+      <w:r>
+        <w:rPr>
+          <w:rFonts w:ascii="Courier New" w:hAnsi="Courier New" w:cs="Courier New"/>
+          <w:sz w:val="18"/>
+          <w:szCs w:val="18"/>
+          <w:lang w:val="en-US"/>
+        </w:rPr>
+        <w:t>“</w:t>
+      </w:r>
+      <w:r>
+        <w:rPr>
+          <w:rFonts w:ascii="Courier New" w:hAnsi="Courier New" w:cs="Courier New"/>
+          <w:sz w:val="18"/>
+          <w:szCs w:val="18"/>
+          <w:lang w:val="en-US"/>
+        </w:rPr>
+        <w:t>the</w:t>
+      </w:r>
+      <w:r>
+        <w:rPr>
+          <w:rFonts w:ascii="Courier New" w:hAnsi="Courier New" w:cs="Courier New"/>
+          <w:sz w:val="18"/>
+          <w:szCs w:val="18"/>
+          <w:lang w:val="en-US"/>
+        </w:rPr>
+        <w:t>”,</w:t>
+      </w:r>
+      <w:r>
+        <w:rPr>
+          <w:rFonts w:ascii="Courier New" w:hAnsi="Courier New" w:cs="Courier New"/>
+          <w:sz w:val="18"/>
+          <w:szCs w:val="18"/>
+          <w:lang w:val="en-US"/>
+        </w:rPr>
+        <w:t xml:space="preserve"> </w:t>
+      </w:r>
+      <w:r>
+        <w:rPr>
+          <w:rFonts w:ascii="Courier New" w:hAnsi="Courier New" w:cs="Courier New"/>
+          <w:sz w:val="18"/>
+          <w:szCs w:val="18"/>
+          <w:lang w:val="en-US"/>
+        </w:rPr>
+        <w:t>“</w:t>
+      </w:r>
+      <w:r>
+        <w:rPr>
+          <w:rFonts w:ascii="Courier New" w:hAnsi="Courier New" w:cs="Courier New"/>
+          <w:sz w:val="18"/>
+          <w:szCs w:val="18"/>
+          <w:lang w:val="en-US"/>
+        </w:rPr>
+        <w:t>best</w:t>
+      </w:r>
+      <w:r>
+        <w:rPr>
+          <w:rFonts w:ascii="Courier New" w:hAnsi="Courier New" w:cs="Courier New"/>
+          <w:sz w:val="18"/>
+          <w:szCs w:val="18"/>
+          <w:lang w:val="en-US"/>
+        </w:rPr>
+        <w:t>”, “</w:t>
+      </w:r>
+      <w:r>
+        <w:rPr>
+          <w:rFonts w:ascii="Courier New" w:hAnsi="Courier New" w:cs="Courier New"/>
+          <w:sz w:val="18"/>
+          <w:szCs w:val="18"/>
+          <w:lang w:val="en-US"/>
+        </w:rPr>
+        <w:t>programmer</w:t>
+      </w:r>
+      <w:r>
+        <w:rPr>
+          <w:rFonts w:ascii="Courier New" w:hAnsi="Courier New" w:cs="Courier New"/>
+          <w:sz w:val="18"/>
+          <w:szCs w:val="18"/>
+          <w:lang w:val="en-US"/>
+        </w:rPr>
+        <w:t>”,</w:t>
+      </w:r>
+      <w:r>
+        <w:rPr>
+          <w:rFonts w:ascii="Courier New" w:hAnsi="Courier New" w:cs="Courier New"/>
+          <w:sz w:val="18"/>
+          <w:szCs w:val="18"/>
+          <w:lang w:val="en-US"/>
+        </w:rPr>
+        <w:t xml:space="preserve"> </w:t>
+      </w:r>
+      <w:r>
+        <w:rPr>
+          <w:rFonts w:ascii="Courier New" w:hAnsi="Courier New" w:cs="Courier New"/>
+          <w:sz w:val="18"/>
+          <w:szCs w:val="18"/>
+          <w:lang w:val="en-US"/>
+        </w:rPr>
+        <w:t>“</w:t>
+      </w:r>
+      <w:r>
+        <w:rPr>
+          <w:rFonts w:ascii="Courier New" w:hAnsi="Courier New" w:cs="Courier New"/>
+          <w:sz w:val="18"/>
+          <w:szCs w:val="18"/>
+          <w:lang w:val="en-US"/>
+        </w:rPr>
+        <w:t>amongst</w:t>
+      </w:r>
+      <w:r>
+        <w:rPr>
+          <w:rFonts w:ascii="Courier New" w:hAnsi="Courier New" w:cs="Courier New"/>
+          <w:sz w:val="18"/>
+          <w:szCs w:val="18"/>
+          <w:lang w:val="en-US"/>
+        </w:rPr>
+        <w:t>”,</w:t>
+      </w:r>
+      <w:r>
+        <w:rPr>
+          <w:rFonts w:ascii="Courier New" w:hAnsi="Courier New" w:cs="Courier New"/>
+          <w:sz w:val="18"/>
+          <w:szCs w:val="18"/>
+          <w:lang w:val="en-US"/>
+        </w:rPr>
+        <w:t xml:space="preserve"> </w:t>
+      </w:r>
+      <w:r>
+        <w:rPr>
+          <w:rFonts w:ascii="Courier New" w:hAnsi="Courier New" w:cs="Courier New"/>
+          <w:sz w:val="18"/>
+          <w:szCs w:val="18"/>
+          <w:lang w:val="en-US"/>
+        </w:rPr>
+        <w:t>“</w:t>
+      </w:r>
+      <w:r>
+        <w:rPr>
+          <w:rFonts w:ascii="Courier New" w:hAnsi="Courier New" w:cs="Courier New"/>
+          <w:sz w:val="18"/>
+          <w:szCs w:val="18"/>
+          <w:lang w:val="en-US"/>
+        </w:rPr>
+        <w:t>us”</w:t>
+      </w:r>
+      <w:r>
+        <w:rPr>
+          <w:rFonts w:ascii="Courier New" w:hAnsi="Courier New" w:cs="Courier New"/>
+          <w:sz w:val="18"/>
+          <w:szCs w:val="18"/>
+          <w:lang w:val="en-US"/>
+        </w:rPr>
+        <w:t>]</w:t>
+      </w:r>
+      <w:r>
+        <w:rPr>
+          <w:sz w:val="18"/>
+          <w:szCs w:val="18"/>
+          <w:lang w:val="en-US"/>
+        </w:rPr>
+        <w:t xml:space="preserve"> would be “lexed” as</w:t>
+      </w:r>
+      <w:r>
+        <w:rPr>
+          <w:sz w:val="18"/>
+          <w:szCs w:val="18"/>
+          <w:lang w:val="en-US"/>
+        </w:rPr>
+        <w:t>:</w:t>
+      </w:r>
+      <w:r>
+        <w:rPr>
+          <w:rFonts w:ascii="Courier New" w:hAnsi="Courier New" w:cs="Courier New"/>
+          <w:sz w:val="18"/>
+          <w:szCs w:val="18"/>
+          <w:lang w:val="en-US"/>
+        </w:rPr>
+        <w:t>[“Brenda”</w:t>
+      </w:r>
+      <w:r>
+        <w:rPr>
+          <w:rFonts w:ascii="Courier New" w:hAnsi="Courier New" w:cs="Courier New"/>
+          <w:sz w:val="18"/>
+          <w:szCs w:val="18"/>
+          <w:lang w:val="en-US"/>
+        </w:rPr>
+        <w:t>(PROPN)</w:t>
+      </w:r>
+      <w:r>
+        <w:rPr>
+          <w:rFonts w:ascii="Courier New" w:hAnsi="Courier New" w:cs="Courier New"/>
+          <w:sz w:val="18"/>
+          <w:szCs w:val="18"/>
+          <w:lang w:val="en-US"/>
+        </w:rPr>
+        <w:t>, “was”</w:t>
+      </w:r>
+      <w:r>
+        <w:rPr>
+          <w:rFonts w:ascii="Courier New" w:hAnsi="Courier New" w:cs="Courier New"/>
+          <w:sz w:val="18"/>
+          <w:szCs w:val="18"/>
+          <w:lang w:val="en-US"/>
+        </w:rPr>
+        <w:t>(VERB)</w:t>
+      </w:r>
+      <w:r>
+        <w:rPr>
+          <w:rFonts w:ascii="Courier New" w:hAnsi="Courier New" w:cs="Courier New"/>
+          <w:sz w:val="18"/>
+          <w:szCs w:val="18"/>
+          <w:lang w:val="en-US"/>
+        </w:rPr>
+        <w:t>, “the”</w:t>
+      </w:r>
+      <w:r>
+        <w:rPr>
+          <w:rFonts w:ascii="Courier New" w:hAnsi="Courier New" w:cs="Courier New"/>
+          <w:sz w:val="18"/>
+          <w:szCs w:val="18"/>
+          <w:lang w:val="en-US"/>
+        </w:rPr>
+        <w:t>(DET)</w:t>
+      </w:r>
+      <w:r>
+        <w:rPr>
+          <w:rFonts w:ascii="Courier New" w:hAnsi="Courier New" w:cs="Courier New"/>
+          <w:sz w:val="18"/>
+          <w:szCs w:val="18"/>
+          <w:lang w:val="en-US"/>
+        </w:rPr>
+        <w:t>, “best”</w:t>
+      </w:r>
+      <w:r>
+        <w:rPr>
+          <w:rFonts w:ascii="Courier New" w:hAnsi="Courier New" w:cs="Courier New"/>
+          <w:sz w:val="18"/>
+          <w:szCs w:val="18"/>
+          <w:lang w:val="en-US"/>
+        </w:rPr>
+        <w:t>(ADJ)</w:t>
+      </w:r>
+      <w:r>
+        <w:rPr>
+          <w:rFonts w:ascii="Courier New" w:hAnsi="Courier New" w:cs="Courier New"/>
+          <w:sz w:val="18"/>
+          <w:szCs w:val="18"/>
+          <w:lang w:val="en-US"/>
+        </w:rPr>
+        <w:t>, “programmer”</w:t>
+      </w:r>
+      <w:r>
+        <w:rPr>
+          <w:rFonts w:ascii="Courier New" w:hAnsi="Courier New" w:cs="Courier New"/>
+          <w:sz w:val="18"/>
+          <w:szCs w:val="18"/>
+          <w:lang w:val="en-US"/>
+        </w:rPr>
+        <w:t>(NOUN)</w:t>
+      </w:r>
+      <w:r>
+        <w:rPr>
+          <w:rFonts w:ascii="Courier New" w:hAnsi="Courier New" w:cs="Courier New"/>
+          <w:sz w:val="18"/>
+          <w:szCs w:val="18"/>
+          <w:lang w:val="en-US"/>
+        </w:rPr>
+        <w:t>, “amongst”</w:t>
+      </w:r>
+      <w:r>
+        <w:rPr>
+          <w:rFonts w:ascii="Courier New" w:hAnsi="Courier New" w:cs="Courier New"/>
+          <w:sz w:val="18"/>
+          <w:szCs w:val="18"/>
+          <w:lang w:val="en-US"/>
+        </w:rPr>
+        <w:t>(PREP)</w:t>
+      </w:r>
+      <w:r>
+        <w:rPr>
+          <w:rFonts w:ascii="Courier New" w:hAnsi="Courier New" w:cs="Courier New"/>
+          <w:sz w:val="18"/>
+          <w:szCs w:val="18"/>
+          <w:lang w:val="en-US"/>
+        </w:rPr>
+        <w:t>, “us”</w:t>
+      </w:r>
+      <w:r>
+        <w:rPr>
+          <w:rFonts w:ascii="Courier New" w:hAnsi="Courier New" w:cs="Courier New"/>
+          <w:sz w:val="18"/>
+          <w:szCs w:val="18"/>
+          <w:lang w:val="en-US"/>
+        </w:rPr>
+        <w:t>(</w:t>
+      </w:r>
+      <w:r>
+        <w:rPr>
+          <w:rFonts w:ascii="Courier New" w:hAnsi="Courier New" w:cs="Courier New"/>
+          <w:sz w:val="18"/>
+          <w:szCs w:val="18"/>
+          <w:lang w:val="en-US"/>
+        </w:rPr>
+        <w:t>PRON</w:t>
+      </w:r>
+      <w:r>
+        <w:rPr>
+          <w:rFonts w:ascii="Courier New" w:hAnsi="Courier New" w:cs="Courier New"/>
+          <w:sz w:val="18"/>
+          <w:szCs w:val="18"/>
+          <w:lang w:val="en-US"/>
+        </w:rPr>
+        <w:t>)</w:t>
+      </w:r>
+      <w:r>
+        <w:rPr>
+          <w:rFonts w:ascii="Courier New" w:hAnsi="Courier New" w:cs="Courier New"/>
+          <w:sz w:val="18"/>
+          <w:szCs w:val="18"/>
+          <w:lang w:val="en-US"/>
+        </w:rPr>
+        <w:t>]</w:t>
+      </w:r>
+      <w:r>
+        <w:rPr>
+          <w:sz w:val="18"/>
+          <w:szCs w:val="18"/>
+          <w:lang w:val="en-US"/>
+        </w:rPr>
+        <w:t xml:space="preserve">). </w:t>
       </w:r>
       <w:r>
         <w:rPr>
@@ -7874,6 +8149,72 @@
           <w:szCs w:val="18"/>
           <w:lang w:val="en-US"/>
         </w:rPr>
+        <w:t xml:space="preserve">Parsing </w:t>
+      </w:r>
+      <w:r>
+        <w:rPr>
+          <w:sz w:val="18"/>
+          <w:szCs w:val="18"/>
+          <w:lang w:val="en-US"/>
+        </w:rPr>
+        <w:t xml:space="preserve">then takes </w:t>
+      </w:r>
+      <w:r>
+        <w:rPr>
+          <w:sz w:val="18"/>
+          <w:szCs w:val="18"/>
+          <w:lang w:val="en-US"/>
+        </w:rPr>
+        <w:t>these lexemes</w:t>
+      </w:r>
+      <w:r>
+        <w:rPr>
+          <w:sz w:val="18"/>
+          <w:szCs w:val="18"/>
+          <w:lang w:val="en-US"/>
+        </w:rPr>
+        <w:t xml:space="preserve"> and applies syntactic rules to</w:t>
+      </w:r>
+      <w:r>
+        <w:rPr>
+          <w:sz w:val="18"/>
+          <w:szCs w:val="18"/>
+          <w:lang w:val="en-US"/>
+        </w:rPr>
+        <w:t xml:space="preserve"> them</w:t>
+      </w:r>
+      <w:r>
+        <w:rPr>
+          <w:sz w:val="18"/>
+          <w:szCs w:val="18"/>
+          <w:lang w:val="en-US"/>
+        </w:rPr>
+        <w:t xml:space="preserve"> to </w:t>
+      </w:r>
+      <w:r>
+        <w:rPr>
+          <w:sz w:val="18"/>
+          <w:szCs w:val="18"/>
+          <w:lang w:val="en-US"/>
+        </w:rPr>
+        <w:t>derive</w:t>
+      </w:r>
+      <w:r>
+        <w:rPr>
+          <w:sz w:val="18"/>
+          <w:szCs w:val="18"/>
+          <w:lang w:val="en-US"/>
+        </w:rPr>
+        <w:t xml:space="preserve"> a </w:t>
+      </w:r>
+      <w:r>
+        <w:rPr>
+          <w:i/>
+          <w:iCs/>
+          <w:sz w:val="18"/>
+          <w:szCs w:val="18"/>
+          <w:lang w:val="en-US"/>
+        </w:rPr>
         <w:t xml:space="preserve">parse tree </w:t>
       </w:r>
       <w:r>
@@ -7882,23 +8223,41 @@
           <w:szCs w:val="18"/>
           <w:lang w:val="en-US"/>
         </w:rPr>
-        <w:t>(i.e. identifying “Brenda” as the subject of the sentence</w:t>
-      </w:r>
-      <w:r>
-        <w:rPr>
+        <w:t>(i.e. identifying “</w:t>
+      </w:r>
+      <w:r>
+        <w:rPr>
+          <w:rFonts w:ascii="Courier New" w:hAnsi="Courier New" w:cs="Courier New"/>
           <w:sz w:val="18"/>
           <w:szCs w:val="18"/>
           <w:lang w:val="en-US"/>
         </w:rPr>
+        <w:t>Brenda</w:t>
+      </w:r>
+      <w:r>
+        <w:rPr>
+          <w:sz w:val="18"/>
+          <w:szCs w:val="18"/>
+          <w:lang w:val="en-US"/>
+        </w:rPr>
+        <w:t>” as the subject of the sentence</w:t>
+      </w:r>
+      <w:r>
+        <w:rPr>
+          <w:sz w:val="18"/>
+          <w:szCs w:val="18"/>
+          <w:lang w:val="en-US"/>
+        </w:rPr>
         <w:t>, “</w:t>
       </w:r>
       <w:r>
         <w:rPr>
+          <w:rFonts w:ascii="Courier New" w:hAnsi="Courier New" w:cs="Courier New"/>
           <w:sz w:val="18"/>
           <w:szCs w:val="18"/>
           <w:lang w:val="en-US"/>
         </w:rPr>
-        <w:t xml:space="preserve">was” as the </w:t>
+        <w:t>was</w:t>
       </w:r>
       <w:r>
         <w:rPr>
@@ -7906,7 +8265,23 @@
           <w:szCs w:val="18"/>
           <w:lang w:val="en-US"/>
         </w:rPr>
-        <w:t xml:space="preserve">linking </w:t>
+        <w:t xml:space="preserve">” as the </w:t>
+      </w:r>
+      <w:r>
+        <w:rPr>
+          <w:sz w:val="18"/>
+          <w:szCs w:val="18"/>
+          <w:lang w:val="en-US"/>
+        </w:rPr>
+        <w:t>linking</w:t>
+      </w:r>
+      <w:r>
+        <w:rPr>
+          <w:sz w:val="18"/>
+          <w:szCs w:val="18"/>
+          <w:lang w:val="en-US"/>
+        </w:rPr>
+        <w:t xml:space="preserve"> </w:t>
       </w:r>
       <w:r>
         <w:rPr>

--- a/SEASUG_42-2026_Grasby_Berleant_Gingras.docx
+++ b/SEASUG_42-2026_Grasby_Berleant_Gingras.docx
@@ -181,6 +181,15 @@
         </w:rPr>
         <w:t xml:space="preserve"> Maria CB Gingras</w:t>
       </w:r>
+      <w:r>
+        <w:rPr>
+          <w:color w:val="000000"/>
+          <w:sz w:val="22"/>
+          <w:szCs w:val="22"/>
+          <w:vertAlign w:val="superscript"/>
+        </w:rPr>
+        <w:t>3</w:t>
+      </w:r>
     </w:p>
     <w:p>
       <w:pPr>
@@ -232,6 +241,31 @@
           <w:szCs w:val="22"/>
         </w:rPr>
         <w:t>Southwest Power Pool (SPP)</w:t>
+      </w:r>
+      <w:r>
+        <w:rPr>
+          <w:color w:val="000000"/>
+          <w:sz w:val="22"/>
+          <w:szCs w:val="22"/>
+        </w:rPr>
+        <w:t xml:space="preserve">; </w:t>
+      </w:r>
+      <w:r>
+        <w:rPr>
+          <w:color w:val="000000"/>
+          <w:sz w:val="22"/>
+          <w:szCs w:val="22"/>
+          <w:vertAlign w:val="superscript"/>
+        </w:rPr>
+        <w:t>3</w:t>
+      </w:r>
+      <w:r>
+        <w:rPr>
+          <w:color w:val="000000"/>
+          <w:sz w:val="22"/>
+          <w:szCs w:val="22"/>
+        </w:rPr>
+        <w:t>Consultant</w:t>
       </w:r>
     </w:p>
     <w:p>
@@ -1845,16 +1879,13 @@
         <w:pStyle w:val="Heading3"/>
       </w:pPr>
       <w:r>
+        <w:lastRenderedPageBreak/>
         <w:t>Thematic Coding</w:t>
       </w:r>
     </w:p>
     <w:p>
       <w:r>
-        <w:t xml:space="preserve">Of the questions posed during the Delphi study, the following are most applicable to determining the features of the </w:t>
-      </w:r>
-      <w:r>
-        <w:lastRenderedPageBreak/>
-        <w:t xml:space="preserve">language: </w:t>
+        <w:t xml:space="preserve">Of the questions posed during the Delphi study, the following are most applicable to determining the features of the language: </w:t>
       </w:r>
     </w:p>
     <w:p>
@@ -3173,6 +3204,12 @@
         <w:t xml:space="preserve">, along with the passing criteria, that is, the criteria that the system should meet to ultimately satisfy the requirements. </w:t>
       </w:r>
     </w:p>
+    <w:p>
+      <w:r>
+        <w:br w:type="page"/>
+      </w:r>
+    </w:p>
+    <w:p/>
     <w:tbl>
       <w:tblPr>
         <w:tblStyle w:val="TableGrid"/>
@@ -3301,11 +3338,7 @@
           </w:tcPr>
           <w:p>
             <w:r>
-              <w:t xml:space="preserve">The language, where possible, should infer metadata needed for </w:t>
-            </w:r>
-            <w:r>
-              <w:lastRenderedPageBreak/>
-              <w:t>data selection, transformations, and filter criteria from a metadata repository.</w:t>
+              <w:t>The language, where possible, should infer metadata needed for data selection, transformations, and filter criteria from a metadata repository.</w:t>
             </w:r>
           </w:p>
         </w:tc>
@@ -3318,7 +3351,6 @@
               <w:keepNext/>
             </w:pPr>
             <w:r>
-              <w:lastRenderedPageBreak/>
               <w:t>The user can</w:t>
             </w:r>
             <w:r>
@@ -3328,7 +3360,6 @@
               <w:t xml:space="preserve">the language to </w:t>
             </w:r>
             <w:r>
-              <w:lastRenderedPageBreak/>
               <w:t>define</w:t>
             </w:r>
             <w:r>
@@ -3353,7 +3384,6 @@
           </w:tcPr>
           <w:p>
             <w:r>
-              <w:lastRenderedPageBreak/>
               <w:t>3</w:t>
             </w:r>
           </w:p>
@@ -3821,10 +3851,7 @@
         <w:t xml:space="preserve">, and Appendix B for a sample </w:t>
       </w:r>
       <w:r>
-        <w:t>MLang</w:t>
-      </w:r>
-      <w:r>
-        <w:t xml:space="preserve"> </w:t>
+        <w:t xml:space="preserve">MLang </w:t>
       </w:r>
       <w:r>
         <w:t>program.</w:t>
@@ -4189,101 +4216,101 @@
         <w:t xml:space="preserve">, a pre-written macro (utilizing PROC IMPORT) that </w:t>
       </w:r>
       <w:r>
+        <w:t xml:space="preserve">MLang </w:t>
+      </w:r>
+      <w:r>
+        <w:t>leverages to create new data sets from CSV files.</w:t>
+      </w:r>
+    </w:p>
+    <w:p>
+      <w:pPr>
+        <w:pStyle w:val="Heading3"/>
+      </w:pPr>
+      <w:r>
+        <w:t>Transpiler Implementation</w:t>
+      </w:r>
+    </w:p>
+    <w:p>
+      <w:r>
+        <w:t>To implement this domain-specific language, the researchers used two (2) main technologies: Python (including the Lark parser framework</w:t>
+      </w:r>
+      <w:r>
+        <w:t xml:space="preserve"> [</w:t>
+      </w:r>
+      <w:r>
+        <w:t>7</w:t>
+      </w:r>
+      <w:r>
+        <w:t>]</w:t>
+      </w:r>
+      <w:r>
+        <w:t xml:space="preserve">) and the SAS® OnDemand for Academics (SODA) </w:t>
+      </w:r>
+      <w:r>
+        <w:t>[</w:t>
+      </w:r>
+      <w:r>
+        <w:t>8</w:t>
+      </w:r>
+      <w:r>
+        <w:t xml:space="preserve">] </w:t>
+      </w:r>
+      <w:r>
+        <w:t xml:space="preserve">environment. </w:t>
+      </w:r>
+      <w:r>
+        <w:t xml:space="preserve">The authors created a Python </w:t>
+      </w:r>
+      <w:r>
+        <w:t>program</w:t>
+      </w:r>
+      <w:r>
+        <w:t xml:space="preserve"> that defines the grammar of the DSL, builds the lexer</w:t>
+      </w:r>
+      <w:r>
+        <w:rPr>
+          <w:rStyle w:val="FootnoteReference"/>
+        </w:rPr>
+        <w:footnoteReference w:id="9"/>
+      </w:r>
+      <w:r>
+        <w:t>, parser, and transpiler, and then outputs valid SAS code. The code is then uploaded to SODA to check for execution errors and to retrieve any results.</w:t>
+      </w:r>
+      <w:r>
+        <w:t xml:space="preserve"> </w:t>
+      </w:r>
+      <w:r>
+        <w:fldChar w:fldCharType="begin"/>
+      </w:r>
+      <w:r>
+        <w:instrText xml:space="preserve"> REF _Ref239854979 \h  \* MERGEFORMAT </w:instrText>
+      </w:r>
+      <w:r>
+        <w:fldChar w:fldCharType="separate"/>
+      </w:r>
+      <w:r>
+        <w:t>Figure 3</w:t>
+      </w:r>
+      <w:r>
+        <w:fldChar w:fldCharType="end"/>
+      </w:r>
+      <w:r>
+        <w:t xml:space="preserve"> illustrates the </w:t>
+      </w:r>
+      <w:r>
+        <w:t xml:space="preserve">process of transpiling </w:t>
+      </w:r>
+      <w:r>
         <w:t>MLang</w:t>
       </w:r>
       <w:r>
-        <w:t xml:space="preserve"> </w:t>
-      </w:r>
-      <w:r>
-        <w:t>leverages to create new data sets from CSV files.</w:t>
-      </w:r>
-    </w:p>
-    <w:p>
-      <w:pPr>
-        <w:pStyle w:val="Heading3"/>
-      </w:pPr>
-      <w:r>
-        <w:t>Transpiler Implementation</w:t>
-      </w:r>
-    </w:p>
-    <w:p>
-      <w:r>
-        <w:t>To implement this domain-specific language, the researchers used two (2) main technologies: Python (including the Lark parser framework</w:t>
-      </w:r>
-      <w:r>
-        <w:t xml:space="preserve"> [</w:t>
-      </w:r>
-      <w:r>
-        <w:t>7</w:t>
-      </w:r>
-      <w:r>
-        <w:t>]</w:t>
-      </w:r>
-      <w:r>
-        <w:t xml:space="preserve">) and the SAS® OnDemand for Academics (SODA) </w:t>
-      </w:r>
-      <w:r>
-        <w:t>[</w:t>
-      </w:r>
-      <w:r>
-        <w:t>8</w:t>
-      </w:r>
-      <w:r>
-        <w:t xml:space="preserve">] </w:t>
-      </w:r>
-      <w:r>
-        <w:t xml:space="preserve">environment. </w:t>
-      </w:r>
-      <w:r>
-        <w:t xml:space="preserve">The authors created a Python </w:t>
-      </w:r>
-      <w:r>
-        <w:t>program</w:t>
-      </w:r>
-      <w:r>
-        <w:t xml:space="preserve"> that defines the grammar of the DSL, builds the lexer</w:t>
-      </w:r>
-      <w:r>
-        <w:rPr>
-          <w:rStyle w:val="FootnoteReference"/>
-        </w:rPr>
-        <w:footnoteReference w:id="9"/>
-      </w:r>
-      <w:r>
-        <w:t>, parser, and transpiler, and then outputs valid SAS code. The code is then uploaded to SODA to check for execution errors and to retrieve any results.</w:t>
-      </w:r>
-      <w:r>
-        <w:t xml:space="preserve"> </w:t>
-      </w:r>
-      <w:r>
-        <w:fldChar w:fldCharType="begin"/>
-      </w:r>
-      <w:r>
-        <w:instrText xml:space="preserve"> REF _Ref239854979 \h  \* MERGEFORMAT </w:instrText>
-      </w:r>
-      <w:r>
-        <w:fldChar w:fldCharType="separate"/>
-      </w:r>
-      <w:r>
-        <w:t>Figure 3</w:t>
-      </w:r>
-      <w:r>
-        <w:fldChar w:fldCharType="end"/>
-      </w:r>
-      <w:r>
-        <w:t xml:space="preserve"> illustrates the </w:t>
-      </w:r>
-      <w:r>
-        <w:t>process of transpiling monitor language code into valid SAS code.</w:t>
+        <w:t xml:space="preserve"> code into valid SAS code.</w:t>
       </w:r>
       <w:r>
         <w:t xml:space="preserve"> In addition to producing a SAS output file, the transpiler program also produces error log and warning log files that help the user determine if there are issues with their </w:t>
       </w:r>
       <w:r>
-        <w:t>MLang</w:t>
-      </w:r>
-      <w:r>
-        <w:t xml:space="preserve"> </w:t>
+        <w:t xml:space="preserve">MLang </w:t>
       </w:r>
       <w:r>
         <w:t>logic.</w:t>
@@ -5214,10 +5241,7 @@
         <w:fldChar w:fldCharType="end"/>
       </w:r>
       <w:r>
-        <w:t xml:space="preserve"> display error log snippets from a sample transpiler run.</w:t>
-      </w:r>
-      <w:r>
-        <w:t xml:space="preserve"> </w:t>
+        <w:t xml:space="preserve"> display error log snippets from a sample transpiler run. </w:t>
       </w:r>
       <w:r>
         <w:t>These checks help the user prepare their input data prior to loading into SAS (as a debugging aid). The currently supported quality checks include</w:t>
@@ -6737,10 +6761,10 @@
             <v:path o:extrusionok="f" gradientshapeok="t" o:connecttype="rect"/>
             <o:lock v:ext="edit" aspectratio="t"/>
           </v:shapetype>
-          <v:shape id="_x0000_i1025" type="#_x0000_t75" style="width:446.4pt;height:582.9pt" o:ole="">
+          <v:shape id="_x0000_i1025" type="#_x0000_t75" style="width:446.5pt;height:583pt" o:ole="">
             <v:imagedata r:id="rId33" o:title=""/>
           </v:shape>
-          <o:OLEObject Type="Embed" ProgID="Word.OpenDocumentText.12" ShapeID="_x0000_i1025" DrawAspect="Content" ObjectID="_1850919947" r:id="rId34"/>
+          <o:OLEObject Type="Embed" ProgID="Word.OpenDocumentText.12" ShapeID="_x0000_i1025" DrawAspect="Content" ObjectID="_1851066583" r:id="rId34"/>
         </w:object>
       </w:r>
     </w:p>
@@ -6749,10 +6773,10 @@
     <w:p>
       <w:r>
         <w:object w:dxaOrig="9360" w:dyaOrig="9074" w14:anchorId="2F16B835">
-          <v:shape id="_x0000_i1028" type="#_x0000_t75" style="width:468.3pt;height:456.2pt" o:ole="">
+          <v:shape id="_x0000_i1026" type="#_x0000_t75" style="width:468.5pt;height:456.5pt" o:ole="">
             <v:imagedata r:id="rId35" o:title=""/>
           </v:shape>
-          <o:OLEObject Type="Embed" ProgID="Word.OpenDocumentText.12" ShapeID="_x0000_i1028" DrawAspect="Content" ObjectID="_1850919948" r:id="rId36"/>
+          <o:OLEObject Type="Embed" ProgID="Word.OpenDocumentText.12" ShapeID="_x0000_i1026" DrawAspect="Content" ObjectID="_1851066584" r:id="rId36"/>
         </w:object>
       </w:r>
     </w:p>
@@ -7263,35 +7287,35 @@
           <w:sz w:val="18"/>
           <w:szCs w:val="18"/>
         </w:rPr>
-        <w:t xml:space="preserve"> “is a research survey technique used as a way of collecting data from respondents within their domain of expertise.” </w:t>
-      </w:r>
-      <w:r>
-        <w:rPr>
-          <w:sz w:val="18"/>
-          <w:szCs w:val="18"/>
-        </w:rPr>
-        <w:t xml:space="preserve">Put plainly, it is a panel of experts that anonymously respond to survey questions. A researcher then analyzes their results to arrive at a consensus that serves as the solution to a problem. </w:t>
-      </w:r>
-      <w:r>
-        <w:rPr>
-          <w:sz w:val="18"/>
-          <w:szCs w:val="18"/>
-        </w:rPr>
-        <w:t>[</w:t>
-      </w:r>
-      <w:r>
-        <w:rPr>
-          <w:sz w:val="18"/>
-          <w:szCs w:val="18"/>
-        </w:rPr>
-        <w:t>6</w:t>
-      </w:r>
-      <w:r>
-        <w:rPr>
-          <w:sz w:val="18"/>
-          <w:szCs w:val="18"/>
-        </w:rPr>
-        <w:t>]</w:t>
+        <w:t xml:space="preserve"> “is a research survey technique used as a way of collecting data from respondents within their domain of expertise.”</w:t>
+      </w:r>
+      <w:r>
+        <w:rPr>
+          <w:sz w:val="18"/>
+          <w:szCs w:val="18"/>
+        </w:rPr>
+        <w:t xml:space="preserve"> [6]</w:t>
+      </w:r>
+      <w:r>
+        <w:rPr>
+          <w:sz w:val="18"/>
+          <w:szCs w:val="18"/>
+        </w:rPr>
+        <w:t xml:space="preserve"> </w:t>
+      </w:r>
+      <w:r>
+        <w:rPr>
+          <w:sz w:val="18"/>
+          <w:szCs w:val="18"/>
+        </w:rPr>
+        <w:t>Put plainly, it is a panel of experts that anonymously respond to survey questions.</w:t>
+      </w:r>
+      <w:r>
+        <w:rPr>
+          <w:sz w:val="18"/>
+          <w:szCs w:val="18"/>
+        </w:rPr>
+        <w:t xml:space="preserve"> Once the results are processed by the researcher, they are provided back to the panelists (in anonymized format to minimize bias) so that the panelists can achieve a consensus.</w:t>
       </w:r>
     </w:p>
   </w:footnote>
